--- a/文献阅读整理Agent前端应用UI制作规划文档（完整版·功能完善版）.docx
+++ b/文献阅读整理Agent前端应用UI制作规划文档（完整版·功能完善版）.docx
@@ -754,55 +754,110 @@
         <w:spacing w:before="120" w:after="120" w:line="288" w:lineRule="auto"/>
         <w:ind w:left="0"/>
         <w:jc w:val="left"/>
-      </w:pPr>
-      <w:r>
-        <w:rPr>
-          <w:rFonts w:ascii="Arial" w:hAnsi="Arial" w:eastAsia="等线" w:cs="Arial"/>
-          <w:sz w:val="22"/>
-        </w:rPr>
-        <w:t>5. 管理中心（可折叠一级菜单，默认折叠，展开显示子功能）</w:t>
-      </w:r>
-    </w:p>
-    <w:p>
-      <w:pPr>
-        <w:spacing w:before="120" w:after="120" w:line="288" w:lineRule="auto"/>
-        <w:ind w:left="0"/>
-        <w:jc w:val="left"/>
-      </w:pPr>
-      <w:r>
-        <w:rPr>
-          <w:rFonts w:ascii="Arial" w:hAnsi="Arial" w:eastAsia="等线" w:cs="Arial"/>
-          <w:sz w:val="22"/>
-        </w:rPr>
-        <w:t>￮ 系统设置（嵌套子菜单：解析规则配置、存储路径配置、AI模型配置）</w:t>
-      </w:r>
-    </w:p>
-    <w:p>
-      <w:pPr>
-        <w:spacing w:before="120" w:after="120" w:line="288" w:lineRule="auto"/>
-        <w:ind w:left="0"/>
-        <w:jc w:val="left"/>
-      </w:pPr>
-      <w:r>
-        <w:rPr>
-          <w:rFonts w:ascii="Arial" w:hAnsi="Arial" w:eastAsia="等线" w:cs="Arial"/>
-          <w:sz w:val="22"/>
-        </w:rPr>
-        <w:t>￮ 资料导出备份</w:t>
-      </w:r>
-    </w:p>
-    <w:p>
-      <w:pPr>
-        <w:spacing w:before="120" w:after="120" w:line="288" w:lineRule="auto"/>
-        <w:ind w:left="0"/>
-        <w:jc w:val="left"/>
-      </w:pPr>
-      <w:r>
-        <w:rPr>
-          <w:rFonts w:ascii="Arial" w:hAnsi="Arial" w:eastAsia="等线" w:cs="Arial"/>
-          <w:sz w:val="22"/>
-        </w:rPr>
-        <w:t>￮ 标签管理</w:t>
+        <w:rPr>
+          <w:rFonts w:hint="eastAsia" w:ascii="Arial" w:hAnsi="Arial" w:eastAsia="等线" w:cs="Arial"/>
+          <w:sz w:val="22"/>
+        </w:rPr>
+      </w:pPr>
+      <w:r>
+        <w:rPr>
+          <w:rFonts w:ascii="Arial" w:hAnsi="Arial" w:eastAsia="等线" w:cs="Arial"/>
+          <w:sz w:val="22"/>
+        </w:rPr>
+        <w:t xml:space="preserve">5. </w:t>
+      </w:r>
+      <w:r>
+        <w:rPr>
+          <w:rFonts w:hint="eastAsia" w:ascii="Arial" w:hAnsi="Arial" w:eastAsia="等线" w:cs="Arial"/>
+          <w:sz w:val="22"/>
+        </w:rPr>
+        <w:t>管理中心（可折叠一级菜单，默认折叠，展开后 5 个子功能平铺）</w:t>
+      </w:r>
+    </w:p>
+    <w:p>
+      <w:pPr>
+        <w:spacing w:before="120" w:after="120" w:line="288" w:lineRule="auto"/>
+        <w:ind w:left="0"/>
+        <w:jc w:val="left"/>
+        <w:rPr>
+          <w:rFonts w:hint="eastAsia" w:ascii="Arial" w:hAnsi="Arial" w:eastAsia="等线" w:cs="Arial"/>
+          <w:sz w:val="22"/>
+        </w:rPr>
+      </w:pPr>
+      <w:r>
+        <w:rPr>
+          <w:rFonts w:hint="eastAsia" w:ascii="Arial" w:hAnsi="Arial" w:eastAsia="等线" w:cs="Arial"/>
+          <w:sz w:val="22"/>
+        </w:rPr>
+        <w:t xml:space="preserve">  ├─ 解析规则配置</w:t>
+      </w:r>
+    </w:p>
+    <w:p>
+      <w:pPr>
+        <w:spacing w:before="120" w:after="120" w:line="288" w:lineRule="auto"/>
+        <w:ind w:left="0"/>
+        <w:jc w:val="left"/>
+        <w:rPr>
+          <w:rFonts w:hint="eastAsia" w:ascii="Arial" w:hAnsi="Arial" w:eastAsia="等线" w:cs="Arial"/>
+          <w:sz w:val="22"/>
+        </w:rPr>
+      </w:pPr>
+      <w:r>
+        <w:rPr>
+          <w:rFonts w:hint="eastAsia" w:ascii="Arial" w:hAnsi="Arial" w:eastAsia="等线" w:cs="Arial"/>
+          <w:sz w:val="22"/>
+        </w:rPr>
+        <w:t xml:space="preserve">  ├─ 存储路径配置</w:t>
+      </w:r>
+    </w:p>
+    <w:p>
+      <w:pPr>
+        <w:spacing w:before="120" w:after="120" w:line="288" w:lineRule="auto"/>
+        <w:ind w:left="0"/>
+        <w:jc w:val="left"/>
+        <w:rPr>
+          <w:rFonts w:hint="eastAsia" w:ascii="Arial" w:hAnsi="Arial" w:eastAsia="等线" w:cs="Arial"/>
+          <w:sz w:val="22"/>
+        </w:rPr>
+      </w:pPr>
+      <w:r>
+        <w:rPr>
+          <w:rFonts w:hint="eastAsia" w:ascii="Arial" w:hAnsi="Arial" w:eastAsia="等线" w:cs="Arial"/>
+          <w:sz w:val="22"/>
+        </w:rPr>
+        <w:t xml:space="preserve">  ├─ AI 模型配置</w:t>
+      </w:r>
+    </w:p>
+    <w:p>
+      <w:pPr>
+        <w:spacing w:before="120" w:after="120" w:line="288" w:lineRule="auto"/>
+        <w:ind w:left="0"/>
+        <w:jc w:val="left"/>
+        <w:rPr>
+          <w:rFonts w:hint="eastAsia" w:ascii="Arial" w:hAnsi="Arial" w:eastAsia="等线" w:cs="Arial"/>
+          <w:sz w:val="22"/>
+        </w:rPr>
+      </w:pPr>
+      <w:r>
+        <w:rPr>
+          <w:rFonts w:hint="eastAsia" w:ascii="Arial" w:hAnsi="Arial" w:eastAsia="等线" w:cs="Arial"/>
+          <w:sz w:val="22"/>
+        </w:rPr>
+        <w:t xml:space="preserve">  ├─ 资料导出备份</w:t>
+      </w:r>
+    </w:p>
+    <w:p>
+      <w:pPr>
+        <w:spacing w:before="120" w:after="120" w:line="288" w:lineRule="auto"/>
+        <w:ind w:left="0"/>
+        <w:jc w:val="left"/>
+      </w:pPr>
+      <w:r>
+        <w:rPr>
+          <w:rFonts w:hint="eastAsia" w:ascii="Arial" w:hAnsi="Arial" w:eastAsia="等线" w:cs="Arial"/>
+          <w:sz w:val="22"/>
+        </w:rPr>
+        <w:t xml:space="preserve">  └─ 标签管理</w:t>
       </w:r>
     </w:p>
     <w:p>
@@ -1058,7 +1113,90 @@
           <w:rFonts w:ascii="Arial" w:hAnsi="Arial" w:eastAsia="等线" w:cs="Arial"/>
           <w:sz w:val="22"/>
         </w:rPr>
-        <w:t>：上传前自动校验重复文件名+文件大小，检测重复文献时弹窗提示，支持「覆盖导入」「跳过本次」「全部跳过」三种选择，避免重复存储占用空间。</w:t>
+        <w:t>：</w:t>
+      </w:r>
+      <w:r>
+        <w:rPr>
+          <w:rFonts w:hint="eastAsia" w:ascii="Arial" w:hAnsi="Arial" w:eastAsia="等线" w:cs="Arial"/>
+          <w:sz w:val="22"/>
+        </w:rPr>
+        <w:t>上传前自动计算 SHA256 文件哈希（非文件名+大小），精确检测字节级重复；检测到重复文献时弹窗提示，支持「覆盖导入」</w:t>
+      </w:r>
+      <w:r>
+        <w:rPr>
+          <w:rFonts w:hint="eastAsia" w:ascii="Arial" w:hAnsi="Arial" w:eastAsia="等线" w:cs="Arial"/>
+          <w:sz w:val="22"/>
+          <w:lang w:eastAsia="zh-CN"/>
+        </w:rPr>
+        <w:t>、</w:t>
+      </w:r>
+      <w:r>
+        <w:rPr>
+          <w:rFonts w:hint="eastAsia" w:ascii="Arial" w:hAnsi="Arial" w:eastAsia="等线" w:cs="Arial"/>
+          <w:sz w:val="22"/>
+        </w:rPr>
+        <w:t>「跳过本次」</w:t>
+      </w:r>
+      <w:r>
+        <w:rPr>
+          <w:rFonts w:hint="eastAsia" w:ascii="Arial" w:hAnsi="Arial" w:eastAsia="等线" w:cs="Arial"/>
+          <w:sz w:val="22"/>
+          <w:lang w:eastAsia="zh-CN"/>
+        </w:rPr>
+        <w:t>、</w:t>
+      </w:r>
+      <w:r>
+        <w:rPr>
+          <w:rFonts w:hint="eastAsia" w:ascii="Arial" w:hAnsi="Arial" w:eastAsia="等线" w:cs="Arial"/>
+          <w:sz w:val="22"/>
+        </w:rPr>
+        <w:t>「全部跳过」三种选择，避免重复存储占用空间。</w:t>
+      </w:r>
+      <w:r>
+        <w:rPr>
+          <w:rFonts w:hint="eastAsia" w:ascii="Arial" w:hAnsi="Arial" w:eastAsia="等线" w:cs="Arial"/>
+          <w:sz w:val="22"/>
+          <w:lang w:val="en-US" w:eastAsia="zh-CN"/>
+        </w:rPr>
+        <w:t>同时</w:t>
+      </w:r>
+      <w:r>
+        <w:rPr>
+          <w:rFonts w:hint="eastAsia" w:ascii="Arial" w:hAnsi="Arial" w:eastAsia="等线" w:cs="Arial"/>
+          <w:sz w:val="22"/>
+        </w:rPr>
+        <w:t>存</w:t>
+      </w:r>
+      <w:r>
+        <w:rPr>
+          <w:rFonts w:hint="eastAsia" w:ascii="Arial" w:hAnsi="Arial" w:eastAsia="等线" w:cs="Arial"/>
+          <w:sz w:val="22"/>
+          <w:lang w:val="en-US" w:eastAsia="zh-CN"/>
+        </w:rPr>
+        <w:t>储</w:t>
+      </w:r>
+      <w:r>
+        <w:rPr>
+          <w:rFonts w:hint="eastAsia" w:ascii="Arial" w:hAnsi="Arial" w:eastAsia="等线" w:cs="Arial"/>
+          <w:sz w:val="22"/>
+        </w:rPr>
+        <w:t>哈希值</w:t>
+      </w:r>
+      <w:bookmarkStart w:id="41" w:name="_GoBack"/>
+      <w:bookmarkEnd w:id="41"/>
+      <w:r>
+        <w:rPr>
+          <w:rFonts w:hint="eastAsia" w:ascii="Arial" w:hAnsi="Arial" w:eastAsia="等线" w:cs="Arial"/>
+          <w:sz w:val="22"/>
+        </w:rPr>
+        <w:t>作为后续精确匹配依据</w:t>
+      </w:r>
+      <w:r>
+        <w:rPr>
+          <w:rFonts w:ascii="Arial" w:hAnsi="Arial" w:eastAsia="等线" w:cs="Arial"/>
+          <w:sz w:val="22"/>
+        </w:rPr>
+        <w:t>。</w:t>
       </w:r>
     </w:p>
     <w:p>
@@ -1116,13 +1254,99 @@
         <w:spacing w:before="120" w:after="120" w:line="288" w:lineRule="auto"/>
         <w:ind w:left="0"/>
         <w:jc w:val="left"/>
-      </w:pPr>
-      <w:r>
-        <w:rPr>
-          <w:rFonts w:ascii="Arial" w:hAnsi="Arial" w:eastAsia="等线" w:cs="Arial"/>
-          <w:sz w:val="22"/>
-        </w:rPr>
-        <w:t>• 顶部操作控件：配置「选择文献、开始解析、停止解析、重新解析」功能按钮，搭配极简细条解析进度条，实时展示解析进度，布局居中规整。</w:t>
+        <w:rPr>
+          <w:rFonts w:hint="eastAsia" w:ascii="Arial" w:hAnsi="Arial" w:eastAsia="等线" w:cs="Arial"/>
+          <w:sz w:val="22"/>
+        </w:rPr>
+      </w:pPr>
+      <w:r>
+        <w:rPr>
+          <w:rFonts w:ascii="Arial" w:hAnsi="Arial" w:eastAsia="等线" w:cs="Arial"/>
+          <w:sz w:val="22"/>
+        </w:rPr>
+        <w:t xml:space="preserve">• </w:t>
+      </w:r>
+      <w:r>
+        <w:rPr>
+          <w:rFonts w:hint="eastAsia" w:ascii="Arial" w:hAnsi="Arial" w:eastAsia="等线" w:cs="Arial"/>
+          <w:sz w:val="22"/>
+        </w:rPr>
+        <w:t>顶部操作控件：工具栏从左至右为「选择文献」</w:t>
+      </w:r>
+      <w:r>
+        <w:rPr>
+          <w:rFonts w:hint="eastAsia" w:ascii="Arial" w:hAnsi="Arial" w:eastAsia="等线" w:cs="Arial"/>
+          <w:sz w:val="22"/>
+          <w:lang w:eastAsia="zh-CN"/>
+        </w:rPr>
+        <w:t>、</w:t>
+      </w:r>
+      <w:r>
+        <w:rPr>
+          <w:rFonts w:hint="eastAsia" w:ascii="Arial" w:hAnsi="Arial" w:eastAsia="等线" w:cs="Arial"/>
+          <w:sz w:val="22"/>
+        </w:rPr>
+        <w:t>进度百分比QLabel+页面内QProgressBar</w:t>
+      </w:r>
+      <w:r>
+        <w:rPr>
+          <w:rFonts w:hint="eastAsia" w:ascii="Arial" w:hAnsi="Arial" w:eastAsia="等线" w:cs="Arial"/>
+          <w:sz w:val="22"/>
+          <w:lang w:eastAsia="zh-CN"/>
+        </w:rPr>
+        <w:t>、</w:t>
+      </w:r>
+      <w:r>
+        <w:rPr>
+          <w:rFonts w:hint="eastAsia" w:ascii="Arial" w:hAnsi="Arial" w:eastAsia="等线" w:cs="Arial"/>
+          <w:sz w:val="22"/>
+        </w:rPr>
+        <w:t>按钮行「开始解析」</w:t>
+      </w:r>
+      <w:r>
+        <w:rPr>
+          <w:rFonts w:hint="eastAsia" w:ascii="Arial" w:hAnsi="Arial" w:eastAsia="等线" w:cs="Arial"/>
+          <w:sz w:val="22"/>
+          <w:lang w:eastAsia="zh-CN"/>
+        </w:rPr>
+        <w:t>、</w:t>
+      </w:r>
+      <w:r>
+        <w:rPr>
+          <w:rFonts w:hint="eastAsia" w:ascii="Arial" w:hAnsi="Arial" w:eastAsia="等线" w:cs="Arial"/>
+          <w:sz w:val="22"/>
+        </w:rPr>
+        <w:t>「重新解析」</w:t>
+      </w:r>
+      <w:r>
+        <w:rPr>
+          <w:rFonts w:hint="eastAsia" w:ascii="Arial" w:hAnsi="Arial" w:eastAsia="等线" w:cs="Arial"/>
+          <w:sz w:val="22"/>
+          <w:lang w:eastAsia="zh-CN"/>
+        </w:rPr>
+        <w:t>、</w:t>
+      </w:r>
+      <w:r>
+        <w:rPr>
+          <w:rFonts w:hint="eastAsia" w:ascii="Arial" w:hAnsi="Arial" w:eastAsia="等线" w:cs="Arial"/>
+          <w:sz w:val="22"/>
+        </w:rPr>
+        <w:t>「导出报告」</w:t>
+      </w:r>
+      <w:r>
+        <w:rPr>
+          <w:rFonts w:hint="eastAsia" w:ascii="Arial" w:hAnsi="Arial" w:eastAsia="等线" w:cs="Arial"/>
+          <w:sz w:val="22"/>
+          <w:lang w:eastAsia="zh-CN"/>
+        </w:rPr>
+        <w:t>、</w:t>
+      </w:r>
+      <w:r>
+        <w:rPr>
+          <w:rFonts w:hint="eastAsia" w:ascii="Arial" w:hAnsi="Arial" w:eastAsia="等线" w:cs="Arial"/>
+          <w:sz w:val="22"/>
+        </w:rPr>
+        <w:t>「删除报告」。</w:t>
       </w:r>
     </w:p>
     <w:p>
@@ -1155,20 +1379,6 @@
     </w:p>
     <w:p>
       <w:pPr>
-        <w:spacing w:before="120" w:after="120" w:line="288" w:lineRule="auto"/>
-        <w:ind w:left="0"/>
-        <w:jc w:val="left"/>
-      </w:pPr>
-      <w:r>
-        <w:rPr>
-          <w:rFonts w:ascii="Arial" w:hAnsi="Arial" w:eastAsia="等线" w:cs="Arial"/>
-          <w:sz w:val="22"/>
-        </w:rPr>
-        <w:t>• 重点信息（创新点、研究结论）采用浅主色底色高亮标注，方便用户快速抓取关键信息，页面底部常驻「导出报告、保存至资料库」快捷按钮。</w:t>
-      </w:r>
-    </w:p>
-    <w:p>
-      <w:pPr>
         <w:spacing w:before="300" w:after="120" w:line="288" w:lineRule="auto"/>
         <w:ind w:left="0"/>
         <w:jc w:val="left"/>
@@ -1241,14 +1451,36 @@
           <w:b/>
           <w:sz w:val="22"/>
         </w:rPr>
-        <w:t>3. 解析过程可控</w:t>
-      </w:r>
-      <w:r>
-        <w:rPr>
-          <w:rFonts w:ascii="Arial" w:hAnsi="Arial" w:eastAsia="等线" w:cs="Arial"/>
-          <w:sz w:val="22"/>
-        </w:rPr>
-        <w:t>：支持解析过程中随时暂停、停止，停止后可一键重新解析；解析异常（文献乱码、内容为空、解析超时）即时提示，支持重试操作。</w:t>
+        <w:t xml:space="preserve">3. </w:t>
+      </w:r>
+      <w:r>
+        <w:rPr>
+          <w:rFonts w:hint="eastAsia" w:ascii="Arial" w:hAnsi="Arial" w:eastAsia="等线" w:cs="Arial"/>
+          <w:b/>
+          <w:sz w:val="22"/>
+        </w:rPr>
+        <w:t>解析过程与异常兜底</w:t>
+      </w:r>
+      <w:r>
+        <w:rPr>
+          <w:rFonts w:ascii="Arial" w:hAnsi="Arial" w:eastAsia="等线" w:cs="Arial"/>
+          <w:sz w:val="22"/>
+        </w:rPr>
+        <w:t>：</w:t>
+      </w:r>
+      <w:r>
+        <w:rPr>
+          <w:rFonts w:hint="eastAsia" w:ascii="Arial" w:hAnsi="Arial" w:eastAsia="等线" w:cs="Arial"/>
+          <w:sz w:val="22"/>
+        </w:rPr>
+        <w:t>解析过程中UI不可中断；AI通道异常时弹DegradeConfirmDialog降级授权弹窗（允许改走全文文本通道/不允许则回退本地规则解析）；文献加密无文本层/内容为空/解析超时均Toast提示，支持重试操作</w:t>
+      </w:r>
+      <w:r>
+        <w:rPr>
+          <w:rFonts w:ascii="Arial" w:hAnsi="Arial" w:eastAsia="等线" w:cs="Arial"/>
+          <w:sz w:val="22"/>
+        </w:rPr>
+        <w:t>。</w:t>
       </w:r>
     </w:p>
     <w:p>
@@ -1281,33 +1513,20 @@
       </w:pPr>
       <w:r>
         <w:rPr>
-          <w:rFonts w:ascii="Arial" w:hAnsi="Arial" w:eastAsia="等线" w:cs="Arial"/>
-          <w:b/>
-          <w:sz w:val="22"/>
-        </w:rPr>
-        <w:t>5. 重点内容强化</w:t>
-      </w:r>
-      <w:r>
-        <w:rPr>
-          <w:rFonts w:ascii="Arial" w:hAnsi="Arial" w:eastAsia="等线" w:cs="Arial"/>
-          <w:sz w:val="22"/>
-        </w:rPr>
-        <w:t>：创新点、研究结论、核心数据默认高亮展示，支持用户手动添加重点标记、自定义备注，备注内容永久保存，跟随文献绑定。</w:t>
-      </w:r>
-    </w:p>
-    <w:p>
-      <w:pPr>
-        <w:spacing w:before="120" w:after="120" w:line="288" w:lineRule="auto"/>
-        <w:ind w:left="0"/>
-        <w:jc w:val="left"/>
-      </w:pPr>
-      <w:r>
-        <w:rPr>
-          <w:rFonts w:ascii="Arial" w:hAnsi="Arial" w:eastAsia="等线" w:cs="Arial"/>
-          <w:b/>
-          <w:sz w:val="22"/>
-        </w:rPr>
-        <w:t>6. 报告导出与存储</w:t>
+          <w:rFonts w:hint="eastAsia" w:ascii="Arial" w:hAnsi="Arial" w:eastAsia="等线" w:cs="Arial"/>
+          <w:b/>
+          <w:sz w:val="22"/>
+          <w:lang w:val="en-US" w:eastAsia="zh-CN"/>
+        </w:rPr>
+        <w:t>5</w:t>
+      </w:r>
+      <w:r>
+        <w:rPr>
+          <w:rFonts w:ascii="Arial" w:hAnsi="Arial" w:eastAsia="等线" w:cs="Arial"/>
+          <w:b/>
+          <w:sz w:val="22"/>
+        </w:rPr>
+        <w:t>. 报告导出与存储</w:t>
       </w:r>
       <w:r>
         <w:rPr>
@@ -1325,11 +1544,20 @@
       </w:pPr>
       <w:r>
         <w:rPr>
-          <w:rFonts w:ascii="Arial" w:hAnsi="Arial" w:eastAsia="等线" w:cs="Arial"/>
-          <w:b/>
-          <w:sz w:val="22"/>
-        </w:rPr>
-        <w:t>7. 历史解析记录</w:t>
+          <w:rFonts w:hint="eastAsia" w:ascii="Arial" w:hAnsi="Arial" w:eastAsia="等线" w:cs="Arial"/>
+          <w:b/>
+          <w:sz w:val="22"/>
+          <w:lang w:val="en-US" w:eastAsia="zh-CN"/>
+        </w:rPr>
+        <w:t>6</w:t>
+      </w:r>
+      <w:r>
+        <w:rPr>
+          <w:rFonts w:ascii="Arial" w:hAnsi="Arial" w:eastAsia="等线" w:cs="Arial"/>
+          <w:b/>
+          <w:sz w:val="22"/>
+        </w:rPr>
+        <w:t>. 历史解析记录</w:t>
       </w:r>
       <w:r>
         <w:rPr>
@@ -1571,29 +1799,7 @@
           <w:b/>
           <w:sz w:val="22"/>
         </w:rPr>
-        <w:t>6. 检索记录留存</w:t>
-      </w:r>
-      <w:r>
-        <w:rPr>
-          <w:rFonts w:ascii="Arial" w:hAnsi="Arial" w:eastAsia="等线" w:cs="Arial"/>
-          <w:sz w:val="22"/>
-        </w:rPr>
-        <w:t>：自动保存近期10条检索记录，支持点击复用检索关键词、单条删除记录、清空全部记录，无需重复输入。</w:t>
-      </w:r>
-    </w:p>
-    <w:p>
-      <w:pPr>
-        <w:spacing w:before="120" w:after="120" w:line="288" w:lineRule="auto"/>
-        <w:ind w:left="0"/>
-        <w:jc w:val="left"/>
-      </w:pPr>
-      <w:r>
-        <w:rPr>
-          <w:rFonts w:ascii="Arial" w:hAnsi="Arial" w:eastAsia="等线" w:cs="Arial"/>
-          <w:b/>
-          <w:sz w:val="22"/>
-        </w:rPr>
-        <w:t>7. 空状态适配</w:t>
+        <w:t>6.空状态适配</w:t>
       </w:r>
       <w:r>
         <w:rPr>
@@ -1666,17 +1872,278 @@
         <w:outlineLvl w:val="2"/>
         <w:rPr>
           <w:rFonts w:hint="eastAsia" w:ascii="Arial" w:hAnsi="Arial" w:eastAsia="等线" w:cs="Arial"/>
+          <w:sz w:val="22"/>
+        </w:rPr>
+      </w:pPr>
+      <w:bookmarkStart w:id="28" w:name="heading_28"/>
+      <w:r>
+        <w:rPr>
+          <w:rFonts w:ascii="Arial" w:hAnsi="Arial" w:eastAsia="等线" w:cs="Arial"/>
+          <w:sz w:val="22"/>
+        </w:rPr>
+        <w:t xml:space="preserve">• </w:t>
+      </w:r>
+      <w:r>
+        <w:rPr>
+          <w:rFonts w:hint="eastAsia" w:ascii="Arial" w:hAnsi="Arial" w:eastAsia="等线" w:cs="Arial"/>
+          <w:sz w:val="22"/>
+        </w:rPr>
+        <w:t>顶部功能区：文献选择ComboBox</w:t>
+      </w:r>
+      <w:r>
+        <w:rPr>
+          <w:rFonts w:hint="eastAsia" w:ascii="Arial" w:hAnsi="Arial" w:eastAsia="等线" w:cs="Arial"/>
+          <w:sz w:val="22"/>
+          <w:lang w:eastAsia="zh-CN"/>
+        </w:rPr>
+        <w:t>、</w:t>
+      </w:r>
+      <w:r>
+        <w:rPr>
+          <w:rFonts w:hint="eastAsia" w:ascii="Arial" w:hAnsi="Arial" w:eastAsia="等线" w:cs="Arial"/>
+          <w:sz w:val="22"/>
+        </w:rPr>
+        <w:t>立即保存</w:t>
+      </w:r>
+      <w:r>
+        <w:rPr>
+          <w:rFonts w:hint="eastAsia" w:ascii="Arial" w:hAnsi="Arial" w:eastAsia="等线" w:cs="Arial"/>
+          <w:sz w:val="22"/>
+          <w:lang w:eastAsia="zh-CN"/>
+        </w:rPr>
+        <w:t>、</w:t>
+      </w:r>
+      <w:r>
+        <w:rPr>
+          <w:rFonts w:hint="eastAsia" w:ascii="Arial" w:hAnsi="Arial" w:eastAsia="等线" w:cs="Arial"/>
+          <w:sz w:val="22"/>
+        </w:rPr>
+        <w:t>清空当前批注。</w:t>
+      </w:r>
+    </w:p>
+    <w:p>
+      <w:pPr>
+        <w:spacing w:before="300" w:after="120" w:line="288" w:lineRule="auto"/>
+        <w:ind w:left="0"/>
+        <w:jc w:val="left"/>
+        <w:outlineLvl w:val="2"/>
+        <w:rPr>
+          <w:rFonts w:hint="eastAsia" w:ascii="Arial" w:hAnsi="Arial" w:eastAsia="等线" w:cs="Arial"/>
+          <w:sz w:val="22"/>
+        </w:rPr>
+      </w:pPr>
+      <w:r>
+        <w:rPr>
+          <w:rFonts w:ascii="Arial" w:hAnsi="Arial" w:eastAsia="等线" w:cs="Arial"/>
+          <w:sz w:val="22"/>
+        </w:rPr>
+        <w:t xml:space="preserve">• </w:t>
+      </w:r>
+      <w:r>
+        <w:rPr>
+          <w:rFonts w:hint="eastAsia" w:ascii="Arial" w:hAnsi="Arial" w:eastAsia="等线" w:cs="Arial"/>
+          <w:sz w:val="22"/>
+        </w:rPr>
+        <w:t>左侧批注区（页面内分区）：PDF→PdfViewer+批注画布叠加层；TXT/DOCX→QPlainTextEdit+段落锚点。顶部工具条按钮顺序为：「区域框选批注」</w:t>
+      </w:r>
+      <w:r>
+        <w:rPr>
+          <w:rFonts w:hint="eastAsia" w:ascii="Arial" w:hAnsi="Arial" w:eastAsia="等线" w:cs="Arial"/>
+          <w:sz w:val="22"/>
+          <w:lang w:eastAsia="zh-CN"/>
+        </w:rPr>
+        <w:t>、</w:t>
+      </w:r>
+      <w:r>
+        <w:rPr>
+          <w:rFonts w:hint="eastAsia" w:ascii="Arial" w:hAnsi="Arial" w:eastAsia="等线" w:cs="Arial"/>
+          <w:sz w:val="22"/>
+        </w:rPr>
+        <w:t>「荧光」</w:t>
+      </w:r>
+      <w:r>
+        <w:rPr>
+          <w:rFonts w:hint="eastAsia" w:ascii="Arial" w:hAnsi="Arial" w:eastAsia="等线" w:cs="Arial"/>
+          <w:sz w:val="22"/>
+          <w:lang w:eastAsia="zh-CN"/>
+        </w:rPr>
+        <w:t>、</w:t>
+      </w:r>
+      <w:r>
+        <w:rPr>
+          <w:rFonts w:hint="eastAsia" w:ascii="Arial" w:hAnsi="Arial" w:eastAsia="等线" w:cs="Arial"/>
+          <w:sz w:val="22"/>
+        </w:rPr>
+        <w:t>「下划线」</w:t>
+      </w:r>
+      <w:r>
+        <w:rPr>
+          <w:rFonts w:hint="eastAsia" w:ascii="Arial" w:hAnsi="Arial" w:eastAsia="等线" w:cs="Arial"/>
+          <w:sz w:val="22"/>
+          <w:lang w:eastAsia="zh-CN"/>
+        </w:rPr>
+        <w:t>、</w:t>
+      </w:r>
+      <w:r>
+        <w:rPr>
+          <w:rFonts w:hint="eastAsia" w:ascii="Arial" w:hAnsi="Arial" w:eastAsia="等线" w:cs="Arial"/>
+          <w:sz w:val="22"/>
+        </w:rPr>
+        <w:t>「删除线」</w:t>
+      </w:r>
+      <w:r>
+        <w:rPr>
+          <w:rFonts w:hint="eastAsia" w:ascii="Arial" w:hAnsi="Arial" w:eastAsia="等线" w:cs="Arial"/>
+          <w:sz w:val="22"/>
+          <w:lang w:eastAsia="zh-CN"/>
+        </w:rPr>
+        <w:t>、</w:t>
+      </w:r>
+      <w:r>
+        <w:rPr>
+          <w:rFonts w:hint="eastAsia" w:ascii="Arial" w:hAnsi="Arial" w:eastAsia="等线" w:cs="Arial"/>
+          <w:sz w:val="22"/>
+        </w:rPr>
+        <w:t>「清除选中标记」+自定义颜色QColorDialog。拖拽框选生成锚点格式/文本高亮生成/全局笔记生成。</w:t>
+      </w:r>
+    </w:p>
+    <w:p>
+      <w:pPr>
+        <w:spacing w:before="300" w:after="120" w:line="288" w:lineRule="auto"/>
+        <w:ind w:left="0"/>
+        <w:jc w:val="left"/>
+        <w:outlineLvl w:val="2"/>
+        <w:rPr>
+          <w:rFonts w:hint="eastAsia" w:ascii="Arial" w:hAnsi="Arial" w:eastAsia="等线" w:cs="Arial"/>
+          <w:sz w:val="22"/>
+        </w:rPr>
+      </w:pPr>
+      <w:r>
+        <w:rPr>
+          <w:rFonts w:ascii="Arial" w:hAnsi="Arial" w:eastAsia="等线" w:cs="Arial"/>
+          <w:sz w:val="22"/>
+        </w:rPr>
+        <w:t xml:space="preserve">• </w:t>
+      </w:r>
+      <w:r>
+        <w:rPr>
+          <w:rFonts w:hint="eastAsia" w:ascii="Arial" w:hAnsi="Arial" w:eastAsia="等线" w:cs="Arial"/>
+          <w:sz w:val="22"/>
+        </w:rPr>
+        <w:t>右侧编辑区：批注列表（全局+段落同框展示）</w:t>
+      </w:r>
+      <w:r>
+        <w:rPr>
+          <w:rFonts w:hint="eastAsia" w:ascii="Arial" w:hAnsi="Arial" w:eastAsia="等线" w:cs="Arial"/>
+          <w:sz w:val="22"/>
+          <w:lang w:eastAsia="zh-CN"/>
+        </w:rPr>
+        <w:t>、</w:t>
+      </w:r>
+      <w:r>
+        <w:rPr>
+          <w:rFonts w:hint="eastAsia" w:ascii="Arial" w:hAnsi="Arial" w:eastAsia="等线" w:cs="Arial"/>
+          <w:sz w:val="22"/>
+        </w:rPr>
+        <w:t>选中批注的内容编辑区，笔记内容与左侧批注画布精准联动。</w:t>
+      </w:r>
+    </w:p>
+    <w:p>
+      <w:pPr>
+        <w:spacing w:before="300" w:after="120" w:line="288" w:lineRule="auto"/>
+        <w:ind w:left="0"/>
+        <w:jc w:val="left"/>
+        <w:outlineLvl w:val="2"/>
+      </w:pPr>
+      <w:r>
+        <w:rPr>
+          <w:rFonts w:ascii="Arial" w:hAnsi="Arial" w:eastAsia="等线" w:cs="Arial"/>
           <w:b/>
           <w:sz w:val="30"/>
+        </w:rPr>
+        <w:t>3.4.2 完善核心功能细则</w:t>
+      </w:r>
+      <w:bookmarkEnd w:id="28"/>
+    </w:p>
+    <w:p>
+      <w:pPr>
+        <w:spacing w:before="120" w:after="120" w:line="288" w:lineRule="auto"/>
+        <w:ind w:left="0"/>
+        <w:jc w:val="left"/>
+      </w:pPr>
+      <w:r>
+        <w:rPr>
+          <w:rFonts w:ascii="Arial" w:hAnsi="Arial" w:eastAsia="等线" w:cs="Arial"/>
+          <w:b/>
+          <w:sz w:val="22"/>
+        </w:rPr>
+        <w:t>1. 精细化批注功能</w:t>
+      </w:r>
+      <w:r>
+        <w:rPr>
+          <w:rFonts w:ascii="Arial" w:hAnsi="Arial" w:eastAsia="等线" w:cs="Arial"/>
+          <w:sz w:val="22"/>
+        </w:rPr>
+        <w:t>：支持原文段落选中后添加文字批注、彩色高亮</w:t>
+      </w:r>
+      <w:r>
+        <w:rPr>
+          <w:rFonts w:hint="eastAsia" w:ascii="Arial" w:hAnsi="Arial" w:eastAsia="等线" w:cs="Arial"/>
+          <w:sz w:val="22"/>
           <w:lang w:val="en-US" w:eastAsia="zh-CN"/>
         </w:rPr>
-      </w:pPr>
-      <w:r>
-        <w:rPr>
-          <w:rFonts w:ascii="Arial" w:hAnsi="Arial" w:eastAsia="等线" w:cs="Arial"/>
-          <w:sz w:val="22"/>
-        </w:rPr>
-        <w:t xml:space="preserve">• </w:t>
+        <w:t>标注，</w:t>
+      </w:r>
+      <w:r>
+        <w:rPr>
+          <w:rFonts w:ascii="Arial" w:hAnsi="Arial" w:eastAsia="等线" w:cs="Arial"/>
+          <w:sz w:val="22"/>
+        </w:rPr>
+        <w:t>标注样式自定义颜色；所有批注精准绑定对应段落，点击批注自动定位原文位置。</w:t>
+      </w:r>
+    </w:p>
+    <w:p>
+      <w:pPr>
+        <w:spacing w:before="120" w:after="120" w:line="288" w:lineRule="auto"/>
+        <w:ind w:left="0"/>
+        <w:jc w:val="left"/>
+      </w:pPr>
+      <w:r>
+        <w:rPr>
+          <w:rFonts w:ascii="Arial" w:hAnsi="Arial" w:eastAsia="等线" w:cs="Arial"/>
+          <w:b/>
+          <w:sz w:val="22"/>
+        </w:rPr>
+        <w:t>2. 双笔记体系</w:t>
+      </w:r>
+      <w:r>
+        <w:rPr>
+          <w:rFonts w:ascii="Arial" w:hAnsi="Arial" w:eastAsia="等线" w:cs="Arial"/>
+          <w:sz w:val="22"/>
+        </w:rPr>
+        <w:t>：段落批注：绑定原文单个段落，针对性记录段落知识点、疑问、感悟；全局笔记：脱离单段落限制，记录整篇文献的总结、思路、论文素材，支持自由排版。</w:t>
+      </w:r>
+    </w:p>
+    <w:p>
+      <w:pPr>
+        <w:spacing w:before="120" w:after="120" w:line="288" w:lineRule="auto"/>
+        <w:ind w:left="0"/>
+        <w:jc w:val="left"/>
+      </w:pPr>
+      <w:r>
+        <w:rPr>
+          <w:rFonts w:ascii="Arial" w:hAnsi="Arial" w:eastAsia="等线" w:cs="Arial"/>
+          <w:b/>
+          <w:sz w:val="22"/>
+        </w:rPr>
+        <w:t>3. 实时自动保存</w:t>
+      </w:r>
+      <w:r>
+        <w:rPr>
+          <w:rFonts w:ascii="Arial" w:hAnsi="Arial" w:eastAsia="等线" w:cs="Arial"/>
+          <w:sz w:val="22"/>
+        </w:rPr>
+        <w:t>：所有批注、笔记编辑内容实时自动保存，1秒防抖存储，杜绝内容丢失；支持</w:t>
       </w:r>
       <w:r>
         <w:rPr>
@@ -1684,14 +2151,245 @@
           <w:sz w:val="22"/>
           <w:lang w:val="en-US" w:eastAsia="zh-CN"/>
         </w:rPr>
-        <w:t>顶部功能区</w:t>
-      </w:r>
-      <w:r>
-        <w:rPr>
-          <w:rFonts w:ascii="Arial" w:hAnsi="Arial" w:eastAsia="等线" w:cs="Arial"/>
-          <w:sz w:val="22"/>
-        </w:rPr>
-        <w:t>（页面</w:t>
+        <w:t>在顶部</w:t>
+      </w:r>
+      <w:r>
+        <w:rPr>
+          <w:rFonts w:ascii="Arial" w:hAnsi="Arial" w:eastAsia="等线" w:cs="Arial"/>
+          <w:sz w:val="22"/>
+        </w:rPr>
+        <w:t>手动点击保存、查看编辑历史、撤销/重做操作。</w:t>
+      </w:r>
+    </w:p>
+    <w:p>
+      <w:pPr>
+        <w:spacing w:before="120" w:after="120" w:line="288" w:lineRule="auto"/>
+        <w:ind w:left="0"/>
+        <w:jc w:val="left"/>
+      </w:pPr>
+      <w:r>
+        <w:rPr>
+          <w:rFonts w:ascii="Arial" w:hAnsi="Arial" w:eastAsia="等线" w:cs="Arial"/>
+          <w:b/>
+          <w:sz w:val="22"/>
+        </w:rPr>
+        <w:t>4. 笔记联动高亮</w:t>
+      </w:r>
+      <w:r>
+        <w:rPr>
+          <w:rFonts w:ascii="Arial" w:hAnsi="Arial" w:eastAsia="等线" w:cs="Arial"/>
+          <w:sz w:val="22"/>
+        </w:rPr>
+        <w:t>：鼠标悬浮右侧笔记内容时，左侧对应原文段落自动高亮闪烁；点击原文批注标记，自动跳转定位对应笔记，双向联动无偏差。</w:t>
+      </w:r>
+    </w:p>
+    <w:p>
+      <w:pPr>
+        <w:spacing w:before="120" w:after="120" w:line="288" w:lineRule="auto"/>
+        <w:ind w:left="0"/>
+        <w:jc w:val="left"/>
+      </w:pPr>
+      <w:r>
+        <w:rPr>
+          <w:rFonts w:ascii="Arial" w:hAnsi="Arial" w:eastAsia="等线" w:cs="Arial"/>
+          <w:b/>
+          <w:sz w:val="22"/>
+        </w:rPr>
+        <w:t>5. 笔记导出与复用</w:t>
+      </w:r>
+      <w:r>
+        <w:rPr>
+          <w:rFonts w:ascii="Arial" w:hAnsi="Arial" w:eastAsia="等线" w:cs="Arial"/>
+          <w:sz w:val="22"/>
+        </w:rPr>
+        <w:t>：支持单篇文献笔记、批量笔记导出为Word、PDF、TXT格式；支持复制全部笔记、单独复制段落批注，便捷复用至论文、学习总结中。</w:t>
+      </w:r>
+    </w:p>
+    <w:p>
+      <w:pPr>
+        <w:spacing w:before="120" w:after="120" w:line="288" w:lineRule="auto"/>
+        <w:ind w:left="0"/>
+        <w:jc w:val="left"/>
+      </w:pPr>
+      <w:r>
+        <w:rPr>
+          <w:rFonts w:ascii="Arial" w:hAnsi="Arial" w:eastAsia="等线" w:cs="Arial"/>
+          <w:b/>
+          <w:sz w:val="22"/>
+        </w:rPr>
+        <w:t>6. 批注管理功能</w:t>
+      </w:r>
+      <w:r>
+        <w:rPr>
+          <w:rFonts w:ascii="Arial" w:hAnsi="Arial" w:eastAsia="等线" w:cs="Arial"/>
+          <w:sz w:val="22"/>
+        </w:rPr>
+        <w:t>：支持单独删除单条批注、清空当前文献全部批注；</w:t>
+      </w:r>
+      <w:r>
+        <w:rPr>
+          <w:rFonts w:hint="eastAsia" w:ascii="Arial" w:hAnsi="Arial" w:eastAsia="等线" w:cs="Arial"/>
+          <w:sz w:val="22"/>
+        </w:rPr>
+        <w:t>点击批注画布标记可在右侧列表自动定位</w:t>
+      </w:r>
+      <w:r>
+        <w:rPr>
+          <w:rFonts w:ascii="Arial" w:hAnsi="Arial" w:eastAsia="等线" w:cs="Arial"/>
+          <w:sz w:val="22"/>
+        </w:rPr>
+        <w:t>。</w:t>
+      </w:r>
+    </w:p>
+    <w:p>
+      <w:pPr>
+        <w:spacing w:before="320" w:after="120" w:line="288" w:lineRule="auto"/>
+        <w:ind w:left="0"/>
+        <w:jc w:val="left"/>
+        <w:outlineLvl w:val="1"/>
+      </w:pPr>
+      <w:bookmarkStart w:id="29" w:name="heading_29"/>
+      <w:r>
+        <w:rPr>
+          <w:rFonts w:ascii="Arial" w:hAnsi="Arial" w:eastAsia="等线" w:cs="Arial"/>
+          <w:b/>
+          <w:sz w:val="32"/>
+        </w:rPr>
+        <w:t>3.5 管理中心模块（UI+全功能完善规划）</w:t>
+      </w:r>
+      <w:bookmarkEnd w:id="29"/>
+    </w:p>
+    <w:p>
+      <w:pPr>
+        <w:spacing w:before="120" w:after="120" w:line="288" w:lineRule="auto"/>
+        <w:ind w:left="0"/>
+        <w:jc w:val="left"/>
+      </w:pPr>
+      <w:r>
+        <w:rPr>
+          <w:rFonts w:ascii="Arial" w:hAnsi="Arial" w:eastAsia="等线" w:cs="Arial"/>
+          <w:sz w:val="22"/>
+        </w:rPr>
+        <w:t>管理中心为软件后台核心配置与数据管理模块，统一极简表单+列表UI风格，涵盖系统配置、数据备份、标签管理三大核心功能，所有操作即时生效、状态可视化，降低用户配置与数据管理成本。</w:t>
+      </w:r>
+    </w:p>
+    <w:p>
+      <w:pPr>
+        <w:spacing w:before="300" w:after="120" w:line="288" w:lineRule="auto"/>
+        <w:ind w:left="0"/>
+        <w:jc w:val="left"/>
+        <w:outlineLvl w:val="2"/>
+      </w:pPr>
+      <w:bookmarkStart w:id="30" w:name="heading_30"/>
+      <w:r>
+        <w:rPr>
+          <w:rFonts w:ascii="Arial" w:hAnsi="Arial" w:eastAsia="等线" w:cs="Arial"/>
+          <w:b/>
+          <w:sz w:val="30"/>
+        </w:rPr>
+        <w:t>3.5.1 系统设置（完善功能细则）</w:t>
+      </w:r>
+      <w:bookmarkEnd w:id="30"/>
+    </w:p>
+    <w:p>
+      <w:pPr>
+        <w:spacing w:before="120" w:after="120" w:line="288" w:lineRule="auto"/>
+        <w:ind w:left="0"/>
+        <w:jc w:val="left"/>
+      </w:pPr>
+      <w:r>
+        <w:rPr>
+          <w:rFonts w:ascii="Arial" w:hAnsi="Arial" w:eastAsia="等线" w:cs="Arial"/>
+          <w:sz w:val="22"/>
+        </w:rPr>
+        <w:t>采用「分类导航+配置面板」极简布局，整合三大核心配置，所有修改即时生效，无需重启软件。</w:t>
+      </w:r>
+    </w:p>
+    <w:p>
+      <w:pPr>
+        <w:spacing w:before="120" w:after="120" w:line="288" w:lineRule="auto"/>
+        <w:ind w:left="0"/>
+        <w:jc w:val="left"/>
+      </w:pPr>
+      <w:r>
+        <w:rPr>
+          <w:rFonts w:ascii="Arial" w:hAnsi="Arial" w:eastAsia="等线" w:cs="Arial"/>
+          <w:b/>
+          <w:sz w:val="22"/>
+        </w:rPr>
+        <w:t>1. 解析规则配置</w:t>
+      </w:r>
+      <w:r>
+        <w:rPr>
+          <w:rFonts w:ascii="Arial" w:hAnsi="Arial" w:eastAsia="等线" w:cs="Arial"/>
+          <w:sz w:val="22"/>
+        </w:rPr>
+        <w:t>：</w:t>
+      </w:r>
+      <w:r>
+        <w:rPr>
+          <w:rFonts w:hint="eastAsia" w:ascii="Arial" w:hAnsi="Arial" w:eastAsia="等线" w:cs="Arial"/>
+          <w:sz w:val="22"/>
+        </w:rPr>
+        <w:t>UI分「规则模板」和「规则管理」两个卡片。规则模板卡片：当前规则ComboBox+适用学科QLineEdit+6维度CheckBox一行+解析精度ComboBox5档文字下拉（1·最快速度→2·较快→3·均衡（推荐）→4·较精细→5·最精细，档位越高耗时越长）+规则模板卡片顶部设为默认按钮。规则管理卡片：保存修改/另存为新规则/恢复默认维度/删除规则按钮行</w:t>
+      </w:r>
+      <w:r>
+        <w:rPr>
+          <w:rFonts w:ascii="Arial" w:hAnsi="Arial" w:eastAsia="等线" w:cs="Arial"/>
+          <w:sz w:val="22"/>
+        </w:rPr>
+        <w:t>。</w:t>
+      </w:r>
+    </w:p>
+    <w:p>
+      <w:pPr>
+        <w:spacing w:before="120" w:after="120" w:line="288" w:lineRule="auto"/>
+        <w:ind w:left="0"/>
+        <w:jc w:val="left"/>
+      </w:pPr>
+      <w:r>
+        <w:rPr>
+          <w:rFonts w:ascii="Arial" w:hAnsi="Arial" w:eastAsia="等线" w:cs="Arial"/>
+          <w:b/>
+          <w:sz w:val="22"/>
+        </w:rPr>
+        <w:t>2. 存储路径配置</w:t>
+      </w:r>
+      <w:r>
+        <w:rPr>
+          <w:rFonts w:ascii="Arial" w:hAnsi="Arial" w:eastAsia="等线" w:cs="Arial"/>
+          <w:sz w:val="22"/>
+        </w:rPr>
+        <w:t>：直观展示文献文件、解析报告、笔记数据、备份文件四大分类存储路径；支持自定义修改存储路径，路径变更后自动迁移原有数据；实时展示磁盘总容量、已用容量、剩余容量，极简进度条可视化展示占用比例；支持一键打开存储文件夹、一键清理缓存文件。</w:t>
+      </w:r>
+    </w:p>
+    <w:p>
+      <w:pPr>
+        <w:spacing w:before="120" w:after="120" w:line="288" w:lineRule="auto"/>
+        <w:ind w:left="0"/>
+        <w:jc w:val="left"/>
+      </w:pPr>
+      <w:r>
+        <w:rPr>
+          <w:rFonts w:ascii="Arial" w:hAnsi="Arial" w:eastAsia="等线" w:cs="Arial"/>
+          <w:b/>
+          <w:sz w:val="22"/>
+        </w:rPr>
+        <w:t>3. AI模型配置</w:t>
+      </w:r>
+      <w:r>
+        <w:rPr>
+          <w:rFonts w:ascii="Arial" w:hAnsi="Arial" w:eastAsia="等线" w:cs="Arial"/>
+          <w:sz w:val="22"/>
+        </w:rPr>
+        <w:t>：</w:t>
+      </w:r>
+      <w:r>
+        <w:rPr>
+          <w:rFonts w:hint="eastAsia" w:ascii="Arial" w:hAnsi="Arial" w:eastAsia="等线" w:cs="Arial"/>
+          <w:sz w:val="22"/>
+        </w:rPr>
+        <w:t>支持多模型CRUD，当前模型下拉列表；密钥QLineEdit默认Password模式，点击👁️图标明文切换；密钥使用对称加密后存入JSON数组，禁止明文；原件解析通道下拉选择；「一键校验配置」按钮触发</w:t>
       </w:r>
       <w:r>
         <w:rPr>
@@ -1699,165 +2397,21 @@
           <w:sz w:val="22"/>
           <w:lang w:val="en-US" w:eastAsia="zh-CN"/>
         </w:rPr>
-        <w:t>外</w:t>
-      </w:r>
-      <w:r>
-        <w:rPr>
-          <w:rFonts w:ascii="Arial" w:hAnsi="Arial" w:eastAsia="等线" w:cs="Arial"/>
-          <w:sz w:val="22"/>
-        </w:rPr>
-        <w:t>分区）</w:t>
-      </w:r>
-      <w:r>
-        <w:rPr>
-          <w:rFonts w:hint="eastAsia" w:ascii="Arial" w:hAnsi="Arial" w:eastAsia="等线" w:cs="Arial"/>
-          <w:sz w:val="22"/>
-          <w:lang w:eastAsia="zh-CN"/>
-        </w:rPr>
-        <w:t>：</w:t>
-      </w:r>
-      <w:r>
-        <w:rPr>
-          <w:rFonts w:ascii="Arial" w:hAnsi="Arial" w:eastAsia="等线" w:cs="Arial"/>
-          <w:sz w:val="22"/>
-        </w:rPr>
-        <w:t>保存、查看编辑历史、撤销/重做</w:t>
-      </w:r>
-      <w:r>
-        <w:rPr>
-          <w:rFonts w:hint="eastAsia" w:ascii="Arial" w:hAnsi="Arial" w:eastAsia="等线" w:cs="Arial"/>
-          <w:sz w:val="22"/>
-          <w:lang w:val="en-US" w:eastAsia="zh-CN"/>
-        </w:rPr>
-        <w:t>等</w:t>
-      </w:r>
-      <w:r>
-        <w:rPr>
-          <w:rFonts w:ascii="Arial" w:hAnsi="Arial" w:eastAsia="等线" w:cs="Arial"/>
-          <w:sz w:val="22"/>
-        </w:rPr>
-        <w:t>操作</w:t>
-      </w:r>
-      <w:r>
-        <w:rPr>
-          <w:rFonts w:hint="eastAsia" w:ascii="Arial" w:hAnsi="Arial" w:eastAsia="等线" w:cs="Arial"/>
-          <w:sz w:val="22"/>
-          <w:lang w:val="en-US" w:eastAsia="zh-CN"/>
-        </w:rPr>
-        <w:t>按钮。</w:t>
-      </w:r>
-      <w:bookmarkStart w:id="42" w:name="_GoBack"/>
-      <w:bookmarkEnd w:id="42"/>
-    </w:p>
-    <w:p>
-      <w:pPr>
-        <w:spacing w:before="120" w:after="120" w:line="288" w:lineRule="auto"/>
-        <w:ind w:left="0"/>
-        <w:jc w:val="left"/>
-      </w:pPr>
-      <w:r>
-        <w:rPr>
-          <w:rFonts w:ascii="Arial" w:hAnsi="Arial" w:eastAsia="等线" w:cs="Arial"/>
-          <w:sz w:val="22"/>
-        </w:rPr>
-        <w:t>• 左侧阅读区（页面内分区）：文献原文阅读窗口，顶部搭载</w:t>
-      </w:r>
-      <w:r>
-        <w:rPr>
-          <w:rFonts w:hint="eastAsia" w:ascii="Arial" w:hAnsi="Arial" w:eastAsia="等线" w:cs="Arial"/>
-          <w:sz w:val="22"/>
-          <w:lang w:val="en-US" w:eastAsia="zh-CN"/>
-        </w:rPr>
-        <w:t>文档内容编辑</w:t>
-      </w:r>
-      <w:r>
-        <w:rPr>
-          <w:rFonts w:ascii="Arial" w:hAnsi="Arial" w:eastAsia="等线" w:cs="Arial"/>
-          <w:sz w:val="22"/>
-        </w:rPr>
-        <w:t>工具栏（高亮、加粗、</w:t>
-      </w:r>
-      <w:r>
-        <w:rPr>
-          <w:rFonts w:hint="eastAsia" w:ascii="Arial" w:hAnsi="Arial" w:eastAsia="等线" w:cs="Arial"/>
-          <w:sz w:val="22"/>
-          <w:lang w:val="en-US" w:eastAsia="zh-CN"/>
-        </w:rPr>
-        <w:t>下</w:t>
-      </w:r>
-      <w:r>
-        <w:rPr>
-          <w:rFonts w:ascii="Arial" w:hAnsi="Arial" w:eastAsia="等线" w:cs="Arial"/>
-          <w:sz w:val="22"/>
-        </w:rPr>
-        <w:t>划线、</w:t>
-      </w:r>
-      <w:r>
-        <w:rPr>
-          <w:rFonts w:hint="eastAsia" w:ascii="Arial" w:hAnsi="Arial" w:eastAsia="等线" w:cs="Arial"/>
-          <w:sz w:val="22"/>
-          <w:lang w:val="en-US" w:eastAsia="zh-CN"/>
-        </w:rPr>
-        <w:t>删除线、</w:t>
-      </w:r>
-      <w:r>
-        <w:rPr>
-          <w:rFonts w:ascii="Arial" w:hAnsi="Arial" w:eastAsia="等线" w:cs="Arial"/>
-          <w:sz w:val="22"/>
-        </w:rPr>
-        <w:t>撤</w:t>
-      </w:r>
-      <w:r>
-        <w:rPr>
-          <w:rFonts w:hint="eastAsia" w:ascii="Arial" w:hAnsi="Arial" w:eastAsia="等线" w:cs="Arial"/>
-          <w:sz w:val="22"/>
-          <w:lang w:val="en-US" w:eastAsia="zh-CN"/>
-        </w:rPr>
-        <w:t>回</w:t>
-      </w:r>
-      <w:r>
-        <w:rPr>
-          <w:rFonts w:ascii="Arial" w:hAnsi="Arial" w:eastAsia="等线" w:cs="Arial"/>
-          <w:sz w:val="22"/>
-        </w:rPr>
-        <w:t>等功能</w:t>
-      </w:r>
-      <w:r>
-        <w:rPr>
-          <w:rFonts w:hint="eastAsia" w:ascii="Arial" w:hAnsi="Arial" w:eastAsia="等线" w:cs="Arial"/>
-          <w:sz w:val="22"/>
-          <w:lang w:eastAsia="zh-CN"/>
-        </w:rPr>
-        <w:t>，</w:t>
-      </w:r>
-      <w:r>
-        <w:rPr>
-          <w:rFonts w:hint="eastAsia" w:ascii="Arial" w:hAnsi="Arial" w:eastAsia="等线" w:cs="Arial"/>
-          <w:sz w:val="22"/>
-          <w:lang w:val="en-US" w:eastAsia="zh-CN"/>
-        </w:rPr>
-        <w:t>参考贴吧的回复输入框</w:t>
-      </w:r>
-      <w:r>
-        <w:rPr>
-          <w:rFonts w:ascii="Arial" w:hAnsi="Arial" w:eastAsia="等线" w:cs="Arial"/>
-          <w:sz w:val="22"/>
-        </w:rPr>
-        <w:t>），工具图标线性简约风格，悬浮展示不占用界面空间，支持任意段落选中批注。</w:t>
-      </w:r>
-    </w:p>
-    <w:p>
-      <w:pPr>
-        <w:spacing w:before="120" w:after="120" w:line="288" w:lineRule="auto"/>
-        <w:ind w:left="0"/>
-        <w:jc w:val="left"/>
-      </w:pPr>
-      <w:r>
-        <w:rPr>
-          <w:rFonts w:ascii="Arial" w:hAnsi="Arial" w:eastAsia="等线" w:cs="Arial"/>
-          <w:sz w:val="22"/>
-        </w:rPr>
-        <w:t>• 右侧编辑区（页面内分区）：笔记编辑面板，分「段落批注、全局笔记」两个极简标签页，支持实时编辑、自动保存，文本框无边框极简设计，适配沉浸式写作，对应原文段落自动关联高亮，实现笔记与原文精准联动。</w:t>
+        <w:t>校验</w:t>
+      </w:r>
+      <w:r>
+        <w:rPr>
+          <w:rFonts w:hint="eastAsia" w:ascii="Arial" w:hAnsi="Arial" w:eastAsia="等线" w:cs="Arial"/>
+          <w:sz w:val="22"/>
+        </w:rPr>
+        <w:t>子线程，依次测试：①基础对话连通性②JSON输出结构③PDF原件直传三通道（file_data用唯一暗号ZXQ-4827防假成功）；校验结果弹窗展示三项通过/失败状态，通过项自动回填原件通道下拉默认值。配置修改即时生效，无需重启</w:t>
+      </w:r>
+      <w:r>
+        <w:rPr>
+          <w:rFonts w:ascii="Arial" w:hAnsi="Arial" w:eastAsia="等线" w:cs="Arial"/>
+          <w:sz w:val="22"/>
+        </w:rPr>
+        <w:t>。</w:t>
       </w:r>
     </w:p>
     <w:p>
@@ -1867,200 +2421,206 @@
         <w:jc w:val="left"/>
         <w:outlineLvl w:val="2"/>
       </w:pPr>
-      <w:bookmarkStart w:id="28" w:name="heading_28"/>
+      <w:bookmarkStart w:id="31" w:name="heading_31"/>
       <w:r>
         <w:rPr>
           <w:rFonts w:ascii="Arial" w:hAnsi="Arial" w:eastAsia="等线" w:cs="Arial"/>
           <w:b/>
           <w:sz w:val="30"/>
         </w:rPr>
-        <w:t>3.4.2 完善核心功能细则</w:t>
-      </w:r>
-      <w:bookmarkEnd w:id="28"/>
-    </w:p>
-    <w:p>
-      <w:pPr>
-        <w:spacing w:before="120" w:after="120" w:line="288" w:lineRule="auto"/>
-        <w:ind w:left="0"/>
-        <w:jc w:val="left"/>
-      </w:pPr>
-      <w:r>
-        <w:rPr>
-          <w:rFonts w:ascii="Arial" w:hAnsi="Arial" w:eastAsia="等线" w:cs="Arial"/>
-          <w:b/>
-          <w:sz w:val="22"/>
-        </w:rPr>
-        <w:t>1. 精细化批注功能</w:t>
-      </w:r>
-      <w:r>
-        <w:rPr>
-          <w:rFonts w:ascii="Arial" w:hAnsi="Arial" w:eastAsia="等线" w:cs="Arial"/>
-          <w:sz w:val="22"/>
-        </w:rPr>
-        <w:t>：支持原文段落选中后添加文字批注、彩色高亮</w:t>
-      </w:r>
-      <w:r>
-        <w:rPr>
-          <w:rFonts w:hint="eastAsia" w:ascii="Arial" w:hAnsi="Arial" w:eastAsia="等线" w:cs="Arial"/>
-          <w:sz w:val="22"/>
-          <w:lang w:val="en-US" w:eastAsia="zh-CN"/>
-        </w:rPr>
-        <w:t>标注，</w:t>
-      </w:r>
-      <w:r>
-        <w:rPr>
-          <w:rFonts w:ascii="Arial" w:hAnsi="Arial" w:eastAsia="等线" w:cs="Arial"/>
-          <w:sz w:val="22"/>
-        </w:rPr>
-        <w:t>标注样式自定义颜色；所有批注精准绑定对应段落，点击批注自动定位原文位置。</w:t>
-      </w:r>
-    </w:p>
-    <w:p>
-      <w:pPr>
-        <w:spacing w:before="120" w:after="120" w:line="288" w:lineRule="auto"/>
-        <w:ind w:left="0"/>
-        <w:jc w:val="left"/>
-      </w:pPr>
-      <w:r>
-        <w:rPr>
-          <w:rFonts w:ascii="Arial" w:hAnsi="Arial" w:eastAsia="等线" w:cs="Arial"/>
-          <w:b/>
-          <w:sz w:val="22"/>
-        </w:rPr>
-        <w:t>2. 双笔记体系</w:t>
-      </w:r>
-      <w:r>
-        <w:rPr>
-          <w:rFonts w:ascii="Arial" w:hAnsi="Arial" w:eastAsia="等线" w:cs="Arial"/>
-          <w:sz w:val="22"/>
-        </w:rPr>
-        <w:t>：段落批注：绑定原文单个段落，针对性记录段落知识点、疑问、感悟；全局笔记：脱离单段落限制，记录整篇文献的总结、思路、论文素材，支持自由排版。</w:t>
-      </w:r>
-    </w:p>
-    <w:p>
-      <w:pPr>
-        <w:spacing w:before="120" w:after="120" w:line="288" w:lineRule="auto"/>
-        <w:ind w:left="0"/>
-        <w:jc w:val="left"/>
-      </w:pPr>
-      <w:r>
-        <w:rPr>
-          <w:rFonts w:ascii="Arial" w:hAnsi="Arial" w:eastAsia="等线" w:cs="Arial"/>
-          <w:b/>
-          <w:sz w:val="22"/>
-        </w:rPr>
-        <w:t>3. 实时自动保存</w:t>
-      </w:r>
-      <w:r>
-        <w:rPr>
-          <w:rFonts w:ascii="Arial" w:hAnsi="Arial" w:eastAsia="等线" w:cs="Arial"/>
-          <w:sz w:val="22"/>
-        </w:rPr>
-        <w:t>：所有批注、笔记编辑内容实时自动保存，1秒防抖存储，杜绝内容丢失；支持</w:t>
-      </w:r>
-      <w:r>
-        <w:rPr>
-          <w:rFonts w:hint="eastAsia" w:ascii="Arial" w:hAnsi="Arial" w:eastAsia="等线" w:cs="Arial"/>
-          <w:sz w:val="22"/>
-          <w:lang w:val="en-US" w:eastAsia="zh-CN"/>
-        </w:rPr>
-        <w:t>在顶部</w:t>
-      </w:r>
-      <w:r>
-        <w:rPr>
-          <w:rFonts w:ascii="Arial" w:hAnsi="Arial" w:eastAsia="等线" w:cs="Arial"/>
-          <w:sz w:val="22"/>
-        </w:rPr>
-        <w:t>手动点击保存、查看编辑历史、撤销/重做操作。</w:t>
-      </w:r>
-    </w:p>
-    <w:p>
-      <w:pPr>
-        <w:spacing w:before="120" w:after="120" w:line="288" w:lineRule="auto"/>
-        <w:ind w:left="0"/>
-        <w:jc w:val="left"/>
-      </w:pPr>
-      <w:r>
-        <w:rPr>
-          <w:rFonts w:ascii="Arial" w:hAnsi="Arial" w:eastAsia="等线" w:cs="Arial"/>
-          <w:b/>
-          <w:sz w:val="22"/>
-        </w:rPr>
-        <w:t>4. 笔记联动高亮</w:t>
-      </w:r>
-      <w:r>
-        <w:rPr>
-          <w:rFonts w:ascii="Arial" w:hAnsi="Arial" w:eastAsia="等线" w:cs="Arial"/>
-          <w:sz w:val="22"/>
-        </w:rPr>
-        <w:t>：鼠标悬浮右侧笔记内容时，左侧对应原文段落自动高亮闪烁；点击原文批注标记，自动跳转定位对应笔记，双向联动无偏差。</w:t>
-      </w:r>
-    </w:p>
-    <w:p>
-      <w:pPr>
-        <w:spacing w:before="120" w:after="120" w:line="288" w:lineRule="auto"/>
-        <w:ind w:left="0"/>
-        <w:jc w:val="left"/>
-      </w:pPr>
-      <w:r>
-        <w:rPr>
-          <w:rFonts w:ascii="Arial" w:hAnsi="Arial" w:eastAsia="等线" w:cs="Arial"/>
-          <w:b/>
-          <w:sz w:val="22"/>
-        </w:rPr>
-        <w:t>5. 笔记导出与复用</w:t>
-      </w:r>
-      <w:r>
-        <w:rPr>
-          <w:rFonts w:ascii="Arial" w:hAnsi="Arial" w:eastAsia="等线" w:cs="Arial"/>
-          <w:sz w:val="22"/>
-        </w:rPr>
-        <w:t>：支持单篇文献笔记、批量笔记导出为Word、PDF、TXT格式；支持复制全部笔记、单独复制段落批注，便捷复用至论文、学习总结中。</w:t>
-      </w:r>
-    </w:p>
-    <w:p>
-      <w:pPr>
-        <w:spacing w:before="120" w:after="120" w:line="288" w:lineRule="auto"/>
-        <w:ind w:left="0"/>
-        <w:jc w:val="left"/>
-      </w:pPr>
-      <w:r>
-        <w:rPr>
-          <w:rFonts w:ascii="Arial" w:hAnsi="Arial" w:eastAsia="等线" w:cs="Arial"/>
-          <w:b/>
-          <w:sz w:val="22"/>
-        </w:rPr>
-        <w:t>6. 批注管理功能</w:t>
-      </w:r>
-      <w:r>
-        <w:rPr>
-          <w:rFonts w:ascii="Arial" w:hAnsi="Arial" w:eastAsia="等线" w:cs="Arial"/>
-          <w:sz w:val="22"/>
-        </w:rPr>
-        <w:t>：支持单独删除单条批注、清空当前文献全部批注；支持隐藏/显示所有批注标记，适配纯阅读、纯编辑两种模式。</w:t>
-      </w:r>
-    </w:p>
-    <w:p>
-      <w:pPr>
-        <w:spacing w:before="120" w:after="120" w:line="288" w:lineRule="auto"/>
-        <w:ind w:left="0"/>
-        <w:jc w:val="left"/>
-      </w:pPr>
-      <w:r>
-        <w:rPr>
-          <w:rFonts w:ascii="Arial" w:hAnsi="Arial" w:eastAsia="等线" w:cs="Arial"/>
-          <w:b/>
-          <w:sz w:val="22"/>
-        </w:rPr>
-        <w:t>7. 历史版本回溯</w:t>
-      </w:r>
-      <w:r>
-        <w:rPr>
-          <w:rFonts w:ascii="Arial" w:hAnsi="Arial" w:eastAsia="等线" w:cs="Arial"/>
-          <w:sz w:val="22"/>
-        </w:rPr>
-        <w:t>：自动留存笔记编辑历史版本，支持查看过往编辑内容、恢复历史版本、对比版本差异，避免误删、误改丢失重要内容。</w:t>
-      </w:r>
+        <w:t>3.5.2 资料导出备份（完善功能细则）</w:t>
+      </w:r>
+      <w:bookmarkEnd w:id="31"/>
+    </w:p>
+    <w:p>
+      <w:pPr>
+        <w:spacing w:before="120" w:after="120" w:line="288" w:lineRule="auto"/>
+        <w:ind w:left="0"/>
+        <w:jc w:val="left"/>
+      </w:pPr>
+      <w:r>
+        <w:rPr>
+          <w:rFonts w:ascii="Arial" w:hAnsi="Arial" w:eastAsia="等线" w:cs="Arial"/>
+          <w:b/>
+          <w:sz w:val="22"/>
+        </w:rPr>
+        <w:t>1. 自定义导出功能</w:t>
+      </w:r>
+      <w:r>
+        <w:rPr>
+          <w:rFonts w:ascii="Arial" w:hAnsi="Arial" w:eastAsia="等线" w:cs="Arial"/>
+          <w:sz w:val="22"/>
+        </w:rPr>
+        <w:t>：支持勾选解析报告、笔记内容、文献原文、标签分类信息多类数据组合导出；可选Word、PDF、TXT三种导出格式，支持自定义导出文件名、保存路径；支持单篇、批量文献数据导出。</w:t>
+      </w:r>
+    </w:p>
+    <w:p>
+      <w:pPr>
+        <w:spacing w:before="120" w:after="120" w:line="288" w:lineRule="auto"/>
+        <w:ind w:left="0"/>
+        <w:jc w:val="left"/>
+      </w:pPr>
+      <w:r>
+        <w:rPr>
+          <w:rFonts w:ascii="Arial" w:hAnsi="Arial" w:eastAsia="等线" w:cs="Arial"/>
+          <w:b/>
+          <w:sz w:val="22"/>
+        </w:rPr>
+        <w:t>2. 本地备份管理</w:t>
+      </w:r>
+      <w:r>
+        <w:rPr>
+          <w:rFonts w:ascii="Arial" w:hAnsi="Arial" w:eastAsia="等线" w:cs="Arial"/>
+          <w:sz w:val="22"/>
+        </w:rPr>
+        <w:t>：自动记录所有备份数据，列表展示备份时间、文件大小、备份内容、备份状态；支持手动一键全量备份、增量备份（仅备份新增数据）；支持选中备份文件一键恢复、单条删除、批量清空备份记录。</w:t>
+      </w:r>
+    </w:p>
+    <w:p>
+      <w:pPr>
+        <w:spacing w:before="120" w:after="120" w:line="288" w:lineRule="auto"/>
+        <w:ind w:left="0"/>
+        <w:jc w:val="left"/>
+      </w:pPr>
+      <w:r>
+        <w:rPr>
+          <w:rFonts w:ascii="Arial" w:hAnsi="Arial" w:eastAsia="等线" w:cs="Arial"/>
+          <w:b/>
+          <w:sz w:val="22"/>
+        </w:rPr>
+        <w:t>3. 备份容错机制</w:t>
+      </w:r>
+      <w:r>
+        <w:rPr>
+          <w:rFonts w:ascii="Arial" w:hAnsi="Arial" w:eastAsia="等线" w:cs="Arial"/>
+          <w:sz w:val="22"/>
+        </w:rPr>
+        <w:t>：备份过程实时展示进度，备份中断、失败即时提示原因；支持断点续备份、重新备份；备份成功后弹窗提示，可快捷打开备份文件夹。</w:t>
+      </w:r>
+    </w:p>
+    <w:p>
+      <w:pPr>
+        <w:spacing w:before="300" w:after="120" w:line="288" w:lineRule="auto"/>
+        <w:ind w:left="0"/>
+        <w:jc w:val="left"/>
+        <w:outlineLvl w:val="2"/>
+      </w:pPr>
+      <w:bookmarkStart w:id="32" w:name="heading_32"/>
+      <w:r>
+        <w:rPr>
+          <w:rFonts w:ascii="Arial" w:hAnsi="Arial" w:eastAsia="等线" w:cs="Arial"/>
+          <w:b/>
+          <w:sz w:val="30"/>
+        </w:rPr>
+        <w:t>3.5.3 标签管理（完善功能细则）</w:t>
+      </w:r>
+      <w:bookmarkEnd w:id="32"/>
+    </w:p>
+    <w:p>
+      <w:pPr>
+        <w:spacing w:before="120" w:after="120" w:line="288" w:lineRule="auto"/>
+        <w:ind w:left="0"/>
+        <w:jc w:val="left"/>
+      </w:pPr>
+      <w:r>
+        <w:rPr>
+          <w:rFonts w:ascii="Arial" w:hAnsi="Arial" w:eastAsia="等线" w:cs="Arial"/>
+          <w:b/>
+          <w:sz w:val="22"/>
+        </w:rPr>
+        <w:t>1. 标签基础操作</w:t>
+      </w:r>
+      <w:r>
+        <w:rPr>
+          <w:rFonts w:ascii="Arial" w:hAnsi="Arial" w:eastAsia="等线" w:cs="Arial"/>
+          <w:sz w:val="22"/>
+        </w:rPr>
+        <w:t>：支持新增自定义标签、编辑标签名称、修改标签配色、删除闲置标签；标签支持自定义排序、常用标签置顶。</w:t>
+      </w:r>
+    </w:p>
+    <w:p>
+      <w:pPr>
+        <w:spacing w:before="120" w:after="120" w:line="288" w:lineRule="auto"/>
+        <w:ind w:left="0"/>
+        <w:jc w:val="left"/>
+      </w:pPr>
+      <w:r>
+        <w:rPr>
+          <w:rFonts w:ascii="Arial" w:hAnsi="Arial" w:eastAsia="等线" w:cs="Arial"/>
+          <w:b/>
+          <w:sz w:val="22"/>
+        </w:rPr>
+        <w:t>2. 批量管理功能</w:t>
+      </w:r>
+      <w:r>
+        <w:rPr>
+          <w:rFonts w:ascii="Arial" w:hAnsi="Arial" w:eastAsia="等线" w:cs="Arial"/>
+          <w:sz w:val="22"/>
+        </w:rPr>
+        <w:t>：支持批量选中标签归类整合、批量删除无用标签；支持一键将同名标签合并，避免标签冗余混乱。</w:t>
+      </w:r>
+    </w:p>
+    <w:p>
+      <w:pPr>
+        <w:spacing w:before="120" w:after="120" w:line="288" w:lineRule="auto"/>
+        <w:ind w:left="0"/>
+        <w:jc w:val="left"/>
+      </w:pPr>
+      <w:r>
+        <w:rPr>
+          <w:rFonts w:ascii="Arial" w:hAnsi="Arial" w:eastAsia="等线" w:cs="Arial"/>
+          <w:b/>
+          <w:sz w:val="22"/>
+        </w:rPr>
+        <w:t>3. 标签数据可视化</w:t>
+      </w:r>
+      <w:r>
+        <w:rPr>
+          <w:rFonts w:ascii="Arial" w:hAnsi="Arial" w:eastAsia="等线" w:cs="Arial"/>
+          <w:sz w:val="22"/>
+        </w:rPr>
+        <w:t>：每个标签卡片展示绑定文献数量，直观展示标签使用频次；支持点击标签快速跳转对应文献列表，实现标签与文献快速联动。</w:t>
+      </w:r>
+    </w:p>
+    <w:p>
+      <w:pPr>
+        <w:spacing w:before="120" w:after="120" w:line="288" w:lineRule="auto"/>
+        <w:ind w:left="0"/>
+        <w:jc w:val="left"/>
+      </w:pPr>
+      <w:r>
+        <w:rPr>
+          <w:rFonts w:ascii="Arial" w:hAnsi="Arial" w:eastAsia="等线" w:cs="Arial"/>
+          <w:b/>
+          <w:sz w:val="22"/>
+        </w:rPr>
+        <w:t>4. 预设标签模板</w:t>
+      </w:r>
+      <w:r>
+        <w:rPr>
+          <w:rFonts w:ascii="Arial" w:hAnsi="Arial" w:eastAsia="等线" w:cs="Arial"/>
+          <w:sz w:val="22"/>
+        </w:rPr>
+        <w:t>：内置学术常用标签模板（综述、期刊论文、学位论文、实验研究、理论分析等），新手可一键套用，无需手动创建。</w:t>
+      </w:r>
+    </w:p>
+    <w:p>
+      <w:pPr>
+        <w:spacing w:before="380" w:after="140" w:line="288" w:lineRule="auto"/>
+        <w:ind w:left="0"/>
+        <w:jc w:val="left"/>
+        <w:outlineLvl w:val="0"/>
+      </w:pPr>
+      <w:bookmarkStart w:id="33" w:name="heading_33"/>
+      <w:r>
+        <w:rPr>
+          <w:rFonts w:ascii="Arial" w:hAnsi="Arial" w:eastAsia="等线" w:cs="Arial"/>
+          <w:b/>
+          <w:sz w:val="36"/>
+        </w:rPr>
+        <w:t>4. 全局交互规范</w:t>
+      </w:r>
+      <w:bookmarkEnd w:id="33"/>
     </w:p>
     <w:p>
       <w:pPr>
@@ -2069,347 +2629,187 @@
         <w:jc w:val="left"/>
         <w:outlineLvl w:val="1"/>
       </w:pPr>
-      <w:bookmarkStart w:id="29" w:name="heading_29"/>
+      <w:bookmarkStart w:id="34" w:name="heading_34"/>
       <w:r>
         <w:rPr>
           <w:rFonts w:ascii="Arial" w:hAnsi="Arial" w:eastAsia="等线" w:cs="Arial"/>
           <w:b/>
           <w:sz w:val="32"/>
         </w:rPr>
-        <w:t>3.5 管理中心模块（UI+全功能完善规划）</w:t>
-      </w:r>
-      <w:bookmarkEnd w:id="29"/>
-    </w:p>
-    <w:p>
-      <w:pPr>
-        <w:spacing w:before="120" w:after="120" w:line="288" w:lineRule="auto"/>
-        <w:ind w:left="0"/>
-        <w:jc w:val="left"/>
-      </w:pPr>
-      <w:r>
-        <w:rPr>
-          <w:rFonts w:ascii="Arial" w:hAnsi="Arial" w:eastAsia="等线" w:cs="Arial"/>
-          <w:sz w:val="22"/>
-        </w:rPr>
-        <w:t>管理中心为软件后台核心配置与数据管理模块，统一极简表单+列表UI风格，涵盖系统配置、数据备份、标签管理三大核心功能，所有操作即时生效、状态可视化，降低用户配置与数据管理成本。</w:t>
-      </w:r>
-    </w:p>
-    <w:p>
-      <w:pPr>
-        <w:spacing w:before="300" w:after="120" w:line="288" w:lineRule="auto"/>
-        <w:ind w:left="0"/>
-        <w:jc w:val="left"/>
-        <w:outlineLvl w:val="2"/>
-      </w:pPr>
-      <w:bookmarkStart w:id="30" w:name="heading_30"/>
-      <w:r>
-        <w:rPr>
-          <w:rFonts w:ascii="Arial" w:hAnsi="Arial" w:eastAsia="等线" w:cs="Arial"/>
-          <w:b/>
-          <w:sz w:val="30"/>
-        </w:rPr>
-        <w:t>3.5.1 系统设置（完善功能细则）</w:t>
-      </w:r>
-      <w:bookmarkEnd w:id="30"/>
-    </w:p>
-    <w:p>
-      <w:pPr>
-        <w:spacing w:before="120" w:after="120" w:line="288" w:lineRule="auto"/>
-        <w:ind w:left="0"/>
-        <w:jc w:val="left"/>
-      </w:pPr>
-      <w:r>
-        <w:rPr>
-          <w:rFonts w:ascii="Arial" w:hAnsi="Arial" w:eastAsia="等线" w:cs="Arial"/>
-          <w:sz w:val="22"/>
-        </w:rPr>
-        <w:t>采用「分类导航+配置面板」极简布局，整合三大核心配置，所有修改即时生效，无需重启软件。</w:t>
-      </w:r>
-    </w:p>
-    <w:p>
-      <w:pPr>
-        <w:spacing w:before="120" w:after="120" w:line="288" w:lineRule="auto"/>
-        <w:ind w:left="0"/>
-        <w:jc w:val="left"/>
-      </w:pPr>
-      <w:r>
-        <w:rPr>
-          <w:rFonts w:ascii="Arial" w:hAnsi="Arial" w:eastAsia="等线" w:cs="Arial"/>
-          <w:b/>
-          <w:sz w:val="22"/>
-        </w:rPr>
-        <w:t>1. 解析规则配置</w:t>
-      </w:r>
-      <w:r>
-        <w:rPr>
-          <w:rFonts w:ascii="Arial" w:hAnsi="Arial" w:eastAsia="等线" w:cs="Arial"/>
-          <w:sz w:val="22"/>
-        </w:rPr>
-        <w:t>：提供文科、理科、工科、通用四大场景预设解析模板，一键套用；支持自定义解析维度（可单独开启/关闭研究背景、创新点、参考文献等解析模块）、自定义解析精度，适配不同学科文献解析需求；支持保存自定义模板、重置默认模板。</w:t>
-      </w:r>
-    </w:p>
-    <w:p>
-      <w:pPr>
-        <w:spacing w:before="120" w:after="120" w:line="288" w:lineRule="auto"/>
-        <w:ind w:left="0"/>
-        <w:jc w:val="left"/>
-      </w:pPr>
-      <w:r>
-        <w:rPr>
-          <w:rFonts w:ascii="Arial" w:hAnsi="Arial" w:eastAsia="等线" w:cs="Arial"/>
-          <w:b/>
-          <w:sz w:val="22"/>
-        </w:rPr>
-        <w:t>2. 存储路径配置</w:t>
-      </w:r>
-      <w:r>
-        <w:rPr>
-          <w:rFonts w:ascii="Arial" w:hAnsi="Arial" w:eastAsia="等线" w:cs="Arial"/>
-          <w:sz w:val="22"/>
-        </w:rPr>
-        <w:t>：直观展示文献文件、解析报告、笔记数据、备份文件四大分类存储路径；支持自定义修改存储路径，路径变更后自动迁移原有数据；实时展示磁盘总容量、已用容量、剩余容量，极简进度条可视化展示占用比例；支持一键打开存储文件夹、一键清理缓存文件。</w:t>
-      </w:r>
-    </w:p>
-    <w:p>
-      <w:pPr>
-        <w:spacing w:before="120" w:after="120" w:line="288" w:lineRule="auto"/>
-        <w:ind w:left="0"/>
-        <w:jc w:val="left"/>
-      </w:pPr>
-      <w:r>
-        <w:rPr>
-          <w:rFonts w:ascii="Arial" w:hAnsi="Arial" w:eastAsia="等线" w:cs="Arial"/>
-          <w:b/>
-          <w:sz w:val="22"/>
-        </w:rPr>
-        <w:t>3. AI模型配置</w:t>
-      </w:r>
-      <w:r>
-        <w:rPr>
-          <w:rFonts w:ascii="Arial" w:hAnsi="Arial" w:eastAsia="等线" w:cs="Arial"/>
-          <w:sz w:val="22"/>
-        </w:rPr>
-        <w:t>：支持多AI模型切换选择，模型与密钥一对一绑定，</w:t>
-      </w:r>
-      <w:r>
-        <w:rPr>
-          <w:rFonts w:hint="eastAsia" w:ascii="Arial" w:hAnsi="Arial" w:eastAsia="等线" w:cs="Arial"/>
-          <w:sz w:val="22"/>
-          <w:lang w:val="en-US" w:eastAsia="zh-CN"/>
-        </w:rPr>
-        <w:t>下拉列表</w:t>
-      </w:r>
-      <w:r>
-        <w:rPr>
-          <w:rFonts w:ascii="Arial" w:hAnsi="Arial" w:eastAsia="等线" w:cs="Arial"/>
-          <w:sz w:val="22"/>
-        </w:rPr>
-        <w:t>切换模型自动匹配对应密钥；密钥输入内容默认加密显示为“*”，点击</w:t>
-      </w:r>
-      <w:r>
-        <w:rPr>
-          <w:rFonts w:hint="eastAsia" w:ascii="Arial" w:hAnsi="Arial" w:eastAsia="等线" w:cs="Arial"/>
-          <w:sz w:val="22"/>
-          <w:lang w:val="en-US" w:eastAsia="zh-CN"/>
-        </w:rPr>
-        <w:t>显示</w:t>
-      </w:r>
-      <w:r>
-        <w:rPr>
-          <w:rFonts w:ascii="Arial" w:hAnsi="Arial" w:eastAsia="等线" w:cs="Arial"/>
-          <w:sz w:val="22"/>
-        </w:rPr>
-        <w:t>图标可明文查看、编辑；支持新增模型、删除闲置模型、重置密钥；配置修改即时生效，无需重启，适配不同解析精度、不同使用场景的模型需求。</w:t>
-      </w:r>
-    </w:p>
-    <w:p>
-      <w:pPr>
-        <w:spacing w:before="300" w:after="120" w:line="288" w:lineRule="auto"/>
-        <w:ind w:left="0"/>
-        <w:jc w:val="left"/>
-        <w:outlineLvl w:val="2"/>
-      </w:pPr>
-      <w:bookmarkStart w:id="31" w:name="heading_31"/>
-      <w:r>
-        <w:rPr>
-          <w:rFonts w:ascii="Arial" w:hAnsi="Arial" w:eastAsia="等线" w:cs="Arial"/>
-          <w:b/>
-          <w:sz w:val="30"/>
-        </w:rPr>
-        <w:t>3.5.2 资料导出备份（完善功能细则）</w:t>
-      </w:r>
-      <w:bookmarkEnd w:id="31"/>
-    </w:p>
-    <w:p>
-      <w:pPr>
-        <w:spacing w:before="120" w:after="120" w:line="288" w:lineRule="auto"/>
-        <w:ind w:left="0"/>
-        <w:jc w:val="left"/>
-      </w:pPr>
-      <w:r>
-        <w:rPr>
-          <w:rFonts w:ascii="Arial" w:hAnsi="Arial" w:eastAsia="等线" w:cs="Arial"/>
-          <w:b/>
-          <w:sz w:val="22"/>
-        </w:rPr>
-        <w:t>1. 自定义导出功能</w:t>
-      </w:r>
-      <w:r>
-        <w:rPr>
-          <w:rFonts w:ascii="Arial" w:hAnsi="Arial" w:eastAsia="等线" w:cs="Arial"/>
-          <w:sz w:val="22"/>
-        </w:rPr>
-        <w:t>：支持勾选解析报告、笔记内容、文献原文、标签分类信息多类数据组合导出；可选Word、PDF、TXT三种导出格式，支持自定义导出文件名、保存路径；支持单篇、批量文献数据导出。</w:t>
-      </w:r>
-    </w:p>
-    <w:p>
-      <w:pPr>
-        <w:spacing w:before="120" w:after="120" w:line="288" w:lineRule="auto"/>
-        <w:ind w:left="0"/>
-        <w:jc w:val="left"/>
-      </w:pPr>
-      <w:r>
-        <w:rPr>
-          <w:rFonts w:ascii="Arial" w:hAnsi="Arial" w:eastAsia="等线" w:cs="Arial"/>
-          <w:b/>
-          <w:sz w:val="22"/>
-        </w:rPr>
-        <w:t>2. 本地备份管理</w:t>
-      </w:r>
-      <w:r>
-        <w:rPr>
-          <w:rFonts w:ascii="Arial" w:hAnsi="Arial" w:eastAsia="等线" w:cs="Arial"/>
-          <w:sz w:val="22"/>
-        </w:rPr>
-        <w:t>：自动记录所有备份数据，列表展示备份时间、文件大小、备份内容、备份状态；支持手动一键全量备份、增量备份（仅备份新增数据）；支持选中备份文件一键恢复、单条删除、批量清空备份记录。</w:t>
-      </w:r>
-    </w:p>
-    <w:p>
-      <w:pPr>
-        <w:spacing w:before="120" w:after="120" w:line="288" w:lineRule="auto"/>
-        <w:ind w:left="0"/>
-        <w:jc w:val="left"/>
-      </w:pPr>
-      <w:r>
-        <w:rPr>
-          <w:rFonts w:ascii="Arial" w:hAnsi="Arial" w:eastAsia="等线" w:cs="Arial"/>
-          <w:b/>
-          <w:sz w:val="22"/>
-        </w:rPr>
-        <w:t>3. 备份容错机制</w:t>
-      </w:r>
-      <w:r>
-        <w:rPr>
-          <w:rFonts w:ascii="Arial" w:hAnsi="Arial" w:eastAsia="等线" w:cs="Arial"/>
-          <w:sz w:val="22"/>
-        </w:rPr>
-        <w:t>：备份过程实时展示进度，备份中断、失败即时提示原因；支持断点续备份、重新备份；备份成功后弹窗提示，可快捷打开备份文件夹。</w:t>
-      </w:r>
-    </w:p>
-    <w:p>
-      <w:pPr>
-        <w:spacing w:before="300" w:after="120" w:line="288" w:lineRule="auto"/>
-        <w:ind w:left="0"/>
-        <w:jc w:val="left"/>
-        <w:outlineLvl w:val="2"/>
-      </w:pPr>
-      <w:bookmarkStart w:id="32" w:name="heading_32"/>
-      <w:r>
-        <w:rPr>
-          <w:rFonts w:ascii="Arial" w:hAnsi="Arial" w:eastAsia="等线" w:cs="Arial"/>
-          <w:b/>
-          <w:sz w:val="30"/>
-        </w:rPr>
-        <w:t>3.5.3 标签管理（完善功能细则）</w:t>
-      </w:r>
-      <w:bookmarkEnd w:id="32"/>
-    </w:p>
-    <w:p>
-      <w:pPr>
-        <w:spacing w:before="120" w:after="120" w:line="288" w:lineRule="auto"/>
-        <w:ind w:left="0"/>
-        <w:jc w:val="left"/>
-      </w:pPr>
-      <w:r>
-        <w:rPr>
-          <w:rFonts w:ascii="Arial" w:hAnsi="Arial" w:eastAsia="等线" w:cs="Arial"/>
-          <w:b/>
-          <w:sz w:val="22"/>
-        </w:rPr>
-        <w:t>1. 标签基础操作</w:t>
-      </w:r>
-      <w:r>
-        <w:rPr>
-          <w:rFonts w:ascii="Arial" w:hAnsi="Arial" w:eastAsia="等线" w:cs="Arial"/>
-          <w:sz w:val="22"/>
-        </w:rPr>
-        <w:t>：支持新增自定义标签、编辑标签名称、修改标签配色、删除闲置标签；标签支持自定义排序、常用标签置顶。</w:t>
-      </w:r>
-    </w:p>
-    <w:p>
-      <w:pPr>
-        <w:spacing w:before="120" w:after="120" w:line="288" w:lineRule="auto"/>
-        <w:ind w:left="0"/>
-        <w:jc w:val="left"/>
-      </w:pPr>
-      <w:r>
-        <w:rPr>
-          <w:rFonts w:ascii="Arial" w:hAnsi="Arial" w:eastAsia="等线" w:cs="Arial"/>
-          <w:b/>
-          <w:sz w:val="22"/>
-        </w:rPr>
-        <w:t>2. 批量管理功能</w:t>
-      </w:r>
-      <w:r>
-        <w:rPr>
-          <w:rFonts w:ascii="Arial" w:hAnsi="Arial" w:eastAsia="等线" w:cs="Arial"/>
-          <w:sz w:val="22"/>
-        </w:rPr>
-        <w:t>：支持批量选中标签归类整合、批量删除无用标签；支持一键将同名标签合并，避免标签冗余混乱。</w:t>
-      </w:r>
-    </w:p>
-    <w:p>
-      <w:pPr>
-        <w:spacing w:before="120" w:after="120" w:line="288" w:lineRule="auto"/>
-        <w:ind w:left="0"/>
-        <w:jc w:val="left"/>
-      </w:pPr>
-      <w:r>
-        <w:rPr>
-          <w:rFonts w:ascii="Arial" w:hAnsi="Arial" w:eastAsia="等线" w:cs="Arial"/>
-          <w:b/>
-          <w:sz w:val="22"/>
-        </w:rPr>
-        <w:t>3. 标签数据可视化</w:t>
-      </w:r>
-      <w:r>
-        <w:rPr>
-          <w:rFonts w:ascii="Arial" w:hAnsi="Arial" w:eastAsia="等线" w:cs="Arial"/>
-          <w:sz w:val="22"/>
-        </w:rPr>
-        <w:t>：每个标签卡片展示绑定文献数量，直观展示标签使用频次；支持点击标签快速跳转对应文献列表，实现标签与文献快速联动。</w:t>
-      </w:r>
-    </w:p>
-    <w:p>
-      <w:pPr>
-        <w:spacing w:before="120" w:after="120" w:line="288" w:lineRule="auto"/>
-        <w:ind w:left="0"/>
-        <w:jc w:val="left"/>
-      </w:pPr>
-      <w:r>
-        <w:rPr>
-          <w:rFonts w:ascii="Arial" w:hAnsi="Arial" w:eastAsia="等线" w:cs="Arial"/>
-          <w:b/>
-          <w:sz w:val="22"/>
-        </w:rPr>
-        <w:t>4. 预设标签模板</w:t>
-      </w:r>
-      <w:r>
-        <w:rPr>
-          <w:rFonts w:ascii="Arial" w:hAnsi="Arial" w:eastAsia="等线" w:cs="Arial"/>
-          <w:sz w:val="22"/>
-        </w:rPr>
-        <w:t>：内置学术常用标签模板（综述、期刊论文、学位论文、实验研究、理论分析等），新手可一键套用，无需手动创建。</w:t>
+        <w:t>4.1 基础交互规范</w:t>
+      </w:r>
+      <w:bookmarkEnd w:id="34"/>
+    </w:p>
+    <w:p>
+      <w:pPr>
+        <w:spacing w:before="120" w:after="120" w:line="288" w:lineRule="auto"/>
+        <w:ind w:left="0"/>
+        <w:jc w:val="left"/>
+      </w:pPr>
+      <w:r>
+        <w:rPr>
+          <w:rFonts w:ascii="Arial" w:hAnsi="Arial" w:eastAsia="等线" w:cs="Arial"/>
+          <w:sz w:val="22"/>
+        </w:rPr>
+        <w:t>• 所有按钮、卡片、输入框hover状态有轻微变色反馈，无夸张动效，交互轻柔自然，符合学术工具沉稳调性。</w:t>
+      </w:r>
+    </w:p>
+    <w:p>
+      <w:pPr>
+        <w:spacing w:before="120" w:after="120" w:line="288" w:lineRule="auto"/>
+        <w:ind w:left="0"/>
+        <w:jc w:val="left"/>
+      </w:pPr>
+      <w:r>
+        <w:rPr>
+          <w:rFonts w:ascii="Arial" w:hAnsi="Arial" w:eastAsia="等线" w:cs="Arial"/>
+          <w:sz w:val="22"/>
+        </w:rPr>
+        <w:t>• 关键高危操作（删除文献、清空笔记、覆盖备份、修改核心配置、批量删除数据）增加二次确认弹窗，弹窗极简设计，仅保留提示文字、确认、取消按钮，杜绝误操作。</w:t>
+      </w:r>
+    </w:p>
+    <w:p>
+      <w:pPr>
+        <w:spacing w:before="120" w:after="120" w:line="288" w:lineRule="auto"/>
+        <w:ind w:left="0"/>
+        <w:jc w:val="left"/>
+      </w:pPr>
+      <w:r>
+        <w:rPr>
+          <w:rFonts w:ascii="Arial" w:hAnsi="Arial" w:eastAsia="等线" w:cs="Arial"/>
+          <w:sz w:val="22"/>
+        </w:rPr>
+        <w:t>• 加载状态采用极简loading动画，无花哨特效，适配轻量化定位，解析、备份、导出、加载文献时统一展示。</w:t>
+      </w:r>
+    </w:p>
+    <w:p>
+      <w:pPr>
+        <w:spacing w:before="120" w:after="120" w:line="288" w:lineRule="auto"/>
+        <w:ind w:left="0"/>
+        <w:jc w:val="left"/>
+      </w:pPr>
+      <w:r>
+        <w:rPr>
+          <w:rFonts w:ascii="Arial" w:hAnsi="Arial" w:eastAsia="等线" w:cs="Arial"/>
+          <w:sz w:val="22"/>
+        </w:rPr>
+        <w:t>• 操作成功/失败采用顶部轻量提示弹窗，自动消失，不遮挡操作界面，提示文字精准对应操作结果。</w:t>
+      </w:r>
+    </w:p>
+    <w:p>
+      <w:pPr>
+        <w:spacing w:before="120" w:after="120" w:line="288" w:lineRule="auto"/>
+        <w:ind w:left="0"/>
+        <w:jc w:val="left"/>
+      </w:pPr>
+      <w:r>
+        <w:rPr>
+          <w:rFonts w:ascii="Arial" w:hAnsi="Arial" w:eastAsia="等线" w:cs="Arial"/>
+          <w:sz w:val="22"/>
+        </w:rPr>
+        <w:t>• 左侧导航折叠/展开动画轻柔顺滑，子菜单弹出收起无卡顿，选中状态高亮持久清晰，切换页面保留当前导航选中状态。</w:t>
+      </w:r>
+    </w:p>
+    <w:p>
+      <w:pPr>
+        <w:spacing w:before="120" w:after="120" w:line="288" w:lineRule="auto"/>
+        <w:ind w:left="0"/>
+        <w:jc w:val="left"/>
+      </w:pPr>
+      <w:r>
+        <w:rPr>
+          <w:rFonts w:ascii="Arial" w:hAnsi="Arial" w:eastAsia="等线" w:cs="Arial"/>
+          <w:sz w:val="22"/>
+        </w:rPr>
+        <w:t>• 所有输入框、表单支持回车确认、ESC取消操作，适配键盘快捷操作习惯。</w:t>
+      </w:r>
+    </w:p>
+    <w:p>
+      <w:pPr>
+        <w:spacing w:before="320" w:after="120" w:line="288" w:lineRule="auto"/>
+        <w:ind w:left="0"/>
+        <w:jc w:val="left"/>
+        <w:outlineLvl w:val="1"/>
+      </w:pPr>
+      <w:bookmarkStart w:id="35" w:name="heading_35"/>
+      <w:r>
+        <w:rPr>
+          <w:rFonts w:ascii="Arial" w:hAnsi="Arial" w:eastAsia="等线" w:cs="Arial"/>
+          <w:b/>
+          <w:sz w:val="32"/>
+        </w:rPr>
+        <w:t>4.2 适配交互规范</w:t>
+      </w:r>
+      <w:bookmarkEnd w:id="35"/>
+    </w:p>
+    <w:p>
+      <w:pPr>
+        <w:spacing w:before="120" w:after="120" w:line="288" w:lineRule="auto"/>
+        <w:ind w:left="0"/>
+        <w:jc w:val="left"/>
+      </w:pPr>
+      <w:r>
+        <w:rPr>
+          <w:rFonts w:ascii="Arial" w:hAnsi="Arial" w:eastAsia="等线" w:cs="Arial"/>
+          <w:sz w:val="22"/>
+        </w:rPr>
+        <w:t>• 窗口缩放时，左侧功能导航栏尺寸固定，仅右侧功能页面整体自适应缩放，布局绝对稳定，无元素错位、挤压。</w:t>
+      </w:r>
+    </w:p>
+    <w:p>
+      <w:pPr>
+        <w:spacing w:before="120" w:after="120" w:line="288" w:lineRule="auto"/>
+        <w:ind w:left="0"/>
+        <w:jc w:val="left"/>
+      </w:pPr>
+      <w:r>
+        <w:rPr>
+          <w:rFonts w:ascii="Arial" w:hAnsi="Arial" w:eastAsia="等线" w:cs="Arial"/>
+          <w:sz w:val="22"/>
+        </w:rPr>
+        <w:t>• 低配设备自动适配极简渲染模式，关闭非必要视觉效果、精简动画帧率，保证低配设备流畅运行。</w:t>
+      </w:r>
+    </w:p>
+    <w:p>
+      <w:pPr>
+        <w:spacing w:before="120" w:after="120" w:line="288" w:lineRule="auto"/>
+        <w:ind w:left="0"/>
+        <w:jc w:val="left"/>
+      </w:pPr>
+      <w:r>
+        <w:rPr>
+          <w:rFonts w:ascii="Arial" w:hAnsi="Arial" w:eastAsia="等线" w:cs="Arial"/>
+          <w:sz w:val="22"/>
+        </w:rPr>
+        <w:t>• 所有文本、按钮、控件尺寸适配Windows系统100%-150%缩放比例，无模糊、错位、截断问题。</w:t>
+      </w:r>
+    </w:p>
+    <w:p>
+      <w:pPr>
+        <w:spacing w:before="120" w:after="120" w:line="288" w:lineRule="auto"/>
+        <w:ind w:left="0"/>
+        <w:jc w:val="left"/>
+      </w:pPr>
+      <w:r>
+        <w:rPr>
+          <w:rFonts w:ascii="Arial" w:hAnsi="Arial" w:eastAsia="等线" w:cs="Arial"/>
+          <w:sz w:val="22"/>
+        </w:rPr>
+        <w:t>• 导航子菜单、弹窗、下拉面板自适应适配窗口大小，避免折叠展开后界面挤压、内容遮挡。</w:t>
+      </w:r>
+    </w:p>
+    <w:p>
+      <w:pPr>
+        <w:spacing w:before="120" w:after="120" w:line="288" w:lineRule="auto"/>
+        <w:ind w:left="0"/>
+        <w:jc w:val="left"/>
+      </w:pPr>
+      <w:r>
+        <w:rPr>
+          <w:rFonts w:ascii="Arial" w:hAnsi="Arial" w:eastAsia="等线" w:cs="Arial"/>
+          <w:sz w:val="22"/>
+        </w:rPr>
+        <w:t>• 长文本页面自动适配滚动条，滚动条极简轻量化设计，不遮挡内容、不破坏整体美观度。</w:t>
       </w:r>
     </w:p>
     <w:p>
@@ -2419,16 +2819,16 @@
         <w:jc w:val="left"/>
         <w:outlineLvl w:val="0"/>
       </w:pPr>
-      <w:bookmarkStart w:id="33" w:name="heading_33"/>
+      <w:bookmarkStart w:id="36" w:name="heading_37"/>
       <w:r>
         <w:rPr>
           <w:rFonts w:ascii="Arial" w:hAnsi="Arial" w:eastAsia="等线" w:cs="Arial"/>
           <w:b/>
           <w:sz w:val="36"/>
         </w:rPr>
-        <w:t>4. 全局交互规范（完善增强版）</w:t>
-      </w:r>
-      <w:bookmarkEnd w:id="33"/>
+        <w:t>5. UI落地开发流程规划</w:t>
+      </w:r>
+      <w:bookmarkEnd w:id="36"/>
     </w:p>
     <w:p>
       <w:pPr>
@@ -2437,99 +2837,71 @@
         <w:jc w:val="left"/>
         <w:outlineLvl w:val="1"/>
       </w:pPr>
-      <w:bookmarkStart w:id="34" w:name="heading_34"/>
+      <w:bookmarkStart w:id="37" w:name="heading_38"/>
       <w:r>
         <w:rPr>
           <w:rFonts w:ascii="Arial" w:hAnsi="Arial" w:eastAsia="等线" w:cs="Arial"/>
           <w:b/>
           <w:sz w:val="32"/>
         </w:rPr>
-        <w:t>4.1 基础交互规范</w:t>
-      </w:r>
-      <w:bookmarkEnd w:id="34"/>
-    </w:p>
-    <w:p>
-      <w:pPr>
-        <w:spacing w:before="120" w:after="120" w:line="288" w:lineRule="auto"/>
-        <w:ind w:left="0"/>
-        <w:jc w:val="left"/>
-      </w:pPr>
-      <w:r>
-        <w:rPr>
-          <w:rFonts w:ascii="Arial" w:hAnsi="Arial" w:eastAsia="等线" w:cs="Arial"/>
-          <w:sz w:val="22"/>
-        </w:rPr>
-        <w:t>• 所有按钮、卡片、输入框hover状态有轻微变色反馈，无夸张动效，交互轻柔自然，符合学术工具沉稳调性。</w:t>
-      </w:r>
-    </w:p>
-    <w:p>
-      <w:pPr>
-        <w:spacing w:before="120" w:after="120" w:line="288" w:lineRule="auto"/>
-        <w:ind w:left="0"/>
-        <w:jc w:val="left"/>
-      </w:pPr>
-      <w:r>
-        <w:rPr>
-          <w:rFonts w:ascii="Arial" w:hAnsi="Arial" w:eastAsia="等线" w:cs="Arial"/>
-          <w:sz w:val="22"/>
-        </w:rPr>
-        <w:t>• 关键高危操作（删除文献、清空笔记、覆盖备份、修改核心配置、批量删除数据）增加二次确认弹窗，弹窗极简设计，仅保留提示文字、确认、取消按钮，杜绝误操作。</w:t>
-      </w:r>
-    </w:p>
-    <w:p>
-      <w:pPr>
-        <w:spacing w:before="120" w:after="120" w:line="288" w:lineRule="auto"/>
-        <w:ind w:left="0"/>
-        <w:jc w:val="left"/>
-      </w:pPr>
-      <w:r>
-        <w:rPr>
-          <w:rFonts w:ascii="Arial" w:hAnsi="Arial" w:eastAsia="等线" w:cs="Arial"/>
-          <w:sz w:val="22"/>
-        </w:rPr>
-        <w:t>• 加载状态采用极简loading动画，无花哨特效，适配轻量化定位，解析、备份、导出、加载文献时统一展示。</w:t>
-      </w:r>
-    </w:p>
-    <w:p>
-      <w:pPr>
-        <w:spacing w:before="120" w:after="120" w:line="288" w:lineRule="auto"/>
-        <w:ind w:left="0"/>
-        <w:jc w:val="left"/>
-      </w:pPr>
-      <w:r>
-        <w:rPr>
-          <w:rFonts w:ascii="Arial" w:hAnsi="Arial" w:eastAsia="等线" w:cs="Arial"/>
-          <w:sz w:val="22"/>
-        </w:rPr>
-        <w:t>• 操作成功/失败采用顶部轻量提示弹窗，自动消失，不遮挡操作界面，提示文字精准对应操作结果。</w:t>
-      </w:r>
-    </w:p>
-    <w:p>
-      <w:pPr>
-        <w:spacing w:before="120" w:after="120" w:line="288" w:lineRule="auto"/>
-        <w:ind w:left="0"/>
-        <w:jc w:val="left"/>
-      </w:pPr>
-      <w:r>
-        <w:rPr>
-          <w:rFonts w:ascii="Arial" w:hAnsi="Arial" w:eastAsia="等线" w:cs="Arial"/>
-          <w:sz w:val="22"/>
-        </w:rPr>
-        <w:t>• 左侧导航折叠/展开动画轻柔顺滑，子菜单弹出收起无卡顿，选中状态高亮持久清晰，切换页面保留当前导航选中状态。</w:t>
-      </w:r>
-    </w:p>
-    <w:p>
-      <w:pPr>
-        <w:spacing w:before="120" w:after="120" w:line="288" w:lineRule="auto"/>
-        <w:ind w:left="0"/>
-        <w:jc w:val="left"/>
-      </w:pPr>
-      <w:r>
-        <w:rPr>
-          <w:rFonts w:ascii="Arial" w:hAnsi="Arial" w:eastAsia="等线" w:cs="Arial"/>
-          <w:sz w:val="22"/>
-        </w:rPr>
-        <w:t>• 所有输入框、表单支持回车确认、ESC取消操作，适配键盘快捷操作习惯。</w:t>
+        <w:t>5.1 前期准备阶段</w:t>
+      </w:r>
+      <w:bookmarkEnd w:id="37"/>
+    </w:p>
+    <w:p>
+      <w:pPr>
+        <w:spacing w:before="120" w:after="120" w:line="288" w:lineRule="auto"/>
+        <w:ind w:left="0"/>
+        <w:jc w:val="left"/>
+      </w:pPr>
+      <w:r>
+        <w:rPr>
+          <w:rFonts w:ascii="Arial" w:hAnsi="Arial" w:eastAsia="等线" w:cs="Arial"/>
+          <w:sz w:val="22"/>
+        </w:rPr>
+        <w:t>1. 统一UI组件库：基于PyQt5封装全局统一组件（按钮、卡片、输入框、弹窗、表格、导航栏），保证全页面样式统一。</w:t>
+      </w:r>
+    </w:p>
+    <w:p>
+      <w:pPr>
+        <w:spacing w:before="120" w:after="120" w:line="288" w:lineRule="auto"/>
+        <w:ind w:left="0"/>
+        <w:jc w:val="left"/>
+      </w:pPr>
+      <w:r>
+        <w:rPr>
+          <w:rFonts w:ascii="Arial" w:hAnsi="Arial" w:eastAsia="等线" w:cs="Arial"/>
+          <w:sz w:val="22"/>
+        </w:rPr>
+        <w:t>2. 预设全局样式表：固化配色、字体、间距、圆角、边框参数，适配全新双栏布局，避免页面样式混乱。</w:t>
+      </w:r>
+    </w:p>
+    <w:p>
+      <w:pPr>
+        <w:spacing w:before="120" w:after="120" w:line="288" w:lineRule="auto"/>
+        <w:ind w:left="0"/>
+        <w:jc w:val="left"/>
+      </w:pPr>
+      <w:r>
+        <w:rPr>
+          <w:rFonts w:ascii="Arial" w:hAnsi="Arial" w:eastAsia="等线" w:cs="Arial"/>
+          <w:sz w:val="22"/>
+        </w:rPr>
+        <w:t>3. 制作极简图标库：统一线性简约图标，适配所有功能入口及导航菜单，风格统一。</w:t>
+      </w:r>
+    </w:p>
+    <w:p>
+      <w:pPr>
+        <w:spacing w:before="120" w:after="120" w:line="288" w:lineRule="auto"/>
+        <w:ind w:left="0"/>
+        <w:jc w:val="left"/>
+      </w:pPr>
+      <w:r>
+        <w:rPr>
+          <w:rFonts w:ascii="Arial" w:hAnsi="Arial" w:eastAsia="等线" w:cs="Arial"/>
+          <w:sz w:val="22"/>
+        </w:rPr>
+        <w:t>4. 梳理功能接口：匹配完善后的全量功能，梳理前端交互接口、数据存储逻辑、状态联动规则。</w:t>
       </w:r>
     </w:p>
     <w:p>
@@ -2539,85 +2911,71 @@
         <w:jc w:val="left"/>
         <w:outlineLvl w:val="1"/>
       </w:pPr>
-      <w:bookmarkStart w:id="35" w:name="heading_35"/>
+      <w:bookmarkStart w:id="38" w:name="heading_39"/>
       <w:r>
         <w:rPr>
           <w:rFonts w:ascii="Arial" w:hAnsi="Arial" w:eastAsia="等线" w:cs="Arial"/>
           <w:b/>
           <w:sz w:val="32"/>
         </w:rPr>
-        <w:t>4.2 适配交互规范</w:t>
-      </w:r>
-      <w:bookmarkEnd w:id="35"/>
-    </w:p>
-    <w:p>
-      <w:pPr>
-        <w:spacing w:before="120" w:after="120" w:line="288" w:lineRule="auto"/>
-        <w:ind w:left="0"/>
-        <w:jc w:val="left"/>
-      </w:pPr>
-      <w:r>
-        <w:rPr>
-          <w:rFonts w:ascii="Arial" w:hAnsi="Arial" w:eastAsia="等线" w:cs="Arial"/>
-          <w:sz w:val="22"/>
-        </w:rPr>
-        <w:t>• 窗口缩放时，左侧功能导航栏尺寸固定，仅右侧功能页面整体自适应缩放，布局绝对稳定，无元素错位、挤压。</w:t>
-      </w:r>
-    </w:p>
-    <w:p>
-      <w:pPr>
-        <w:spacing w:before="120" w:after="120" w:line="288" w:lineRule="auto"/>
-        <w:ind w:left="0"/>
-        <w:jc w:val="left"/>
-      </w:pPr>
-      <w:r>
-        <w:rPr>
-          <w:rFonts w:ascii="Arial" w:hAnsi="Arial" w:eastAsia="等线" w:cs="Arial"/>
-          <w:sz w:val="22"/>
-        </w:rPr>
-        <w:t>• 低配设备自动适配极简渲染模式，关闭非必要视觉效果、精简动画帧率，保证低配设备流畅运行。</w:t>
-      </w:r>
-    </w:p>
-    <w:p>
-      <w:pPr>
-        <w:spacing w:before="120" w:after="120" w:line="288" w:lineRule="auto"/>
-        <w:ind w:left="0"/>
-        <w:jc w:val="left"/>
-      </w:pPr>
-      <w:r>
-        <w:rPr>
-          <w:rFonts w:ascii="Arial" w:hAnsi="Arial" w:eastAsia="等线" w:cs="Arial"/>
-          <w:sz w:val="22"/>
-        </w:rPr>
-        <w:t>• 所有文本、按钮、控件尺寸适配Windows系统100%-150%缩放比例，无模糊、错位、截断问题。</w:t>
-      </w:r>
-    </w:p>
-    <w:p>
-      <w:pPr>
-        <w:spacing w:before="120" w:after="120" w:line="288" w:lineRule="auto"/>
-        <w:ind w:left="0"/>
-        <w:jc w:val="left"/>
-      </w:pPr>
-      <w:r>
-        <w:rPr>
-          <w:rFonts w:ascii="Arial" w:hAnsi="Arial" w:eastAsia="等线" w:cs="Arial"/>
-          <w:sz w:val="22"/>
-        </w:rPr>
-        <w:t>• 导航子菜单、弹窗、下拉面板自适应适配窗口大小，避免折叠展开后界面挤压、内容遮挡。</w:t>
-      </w:r>
-    </w:p>
-    <w:p>
-      <w:pPr>
-        <w:spacing w:before="120" w:after="120" w:line="288" w:lineRule="auto"/>
-        <w:ind w:left="0"/>
-        <w:jc w:val="left"/>
-      </w:pPr>
-      <w:r>
-        <w:rPr>
-          <w:rFonts w:ascii="Arial" w:hAnsi="Arial" w:eastAsia="等线" w:cs="Arial"/>
-          <w:sz w:val="22"/>
-        </w:rPr>
-        <w:t>• 长文本页面自动适配滚动条，滚动条极简轻量化设计，不遮挡内容、不破坏整体美观度。</w:t>
+        <w:t>5.2 页面开发阶段（优先级从高到低）</w:t>
+      </w:r>
+      <w:bookmarkEnd w:id="38"/>
+    </w:p>
+    <w:p>
+      <w:pPr>
+        <w:spacing w:before="120" w:after="120" w:line="288" w:lineRule="auto"/>
+        <w:ind w:left="0"/>
+        <w:jc w:val="left"/>
+      </w:pPr>
+      <w:r>
+        <w:rPr>
+          <w:rFonts w:ascii="Arial" w:hAnsi="Arial" w:eastAsia="等线" w:cs="Arial"/>
+          <w:sz w:val="22"/>
+        </w:rPr>
+        <w:t>1. 搭建全局基础框架：顶部导航、左右双栏核心布局、导航折叠展开功能、双主题切换适配、全局组件挂载。</w:t>
+      </w:r>
+    </w:p>
+    <w:p>
+      <w:pPr>
+        <w:spacing w:before="120" w:after="120" w:line="288" w:lineRule="auto"/>
+        <w:ind w:left="0"/>
+        <w:jc w:val="left"/>
+      </w:pPr>
+      <w:r>
+        <w:rPr>
+          <w:rFonts w:ascii="Arial" w:hAnsi="Arial" w:eastAsia="等线" w:cs="Arial"/>
+          <w:sz w:val="22"/>
+        </w:rPr>
+        <w:t>2. 核心功能页面开发：文献导入、文献解析、文献检索、笔记批注四大核心页面，落地全部完善功能与交互逻辑。</w:t>
+      </w:r>
+    </w:p>
+    <w:p>
+      <w:pPr>
+        <w:spacing w:before="120" w:after="120" w:line="288" w:lineRule="auto"/>
+        <w:ind w:left="0"/>
+        <w:jc w:val="left"/>
+      </w:pPr>
+      <w:r>
+        <w:rPr>
+          <w:rFonts w:ascii="Arial" w:hAnsi="Arial" w:eastAsia="等线" w:cs="Arial"/>
+          <w:sz w:val="22"/>
+        </w:rPr>
+        <w:t>3. 管理中心模块开发：依次实现标签管理、资料导出备份、系统设置（解析规则、存储路径、AI模型配置）子功能页面，完善配置联动、数据管理功能。</w:t>
+      </w:r>
+    </w:p>
+    <w:p>
+      <w:pPr>
+        <w:spacing w:before="120" w:after="120" w:line="288" w:lineRule="auto"/>
+        <w:ind w:left="0"/>
+        <w:jc w:val="left"/>
+      </w:pPr>
+      <w:r>
+        <w:rPr>
+          <w:rFonts w:ascii="Arial" w:hAnsi="Arial" w:eastAsia="等线" w:cs="Arial"/>
+          <w:sz w:val="22"/>
+        </w:rPr>
+        <w:t>4. 完成全页面双主题适配调试、导航交互优化、功能联动校验。</w:t>
       </w:r>
     </w:p>
     <w:p>
@@ -2627,57 +2985,71 @@
         <w:jc w:val="left"/>
         <w:outlineLvl w:val="1"/>
       </w:pPr>
-      <w:bookmarkStart w:id="36" w:name="heading_36"/>
+      <w:bookmarkStart w:id="39" w:name="heading_40"/>
       <w:r>
         <w:rPr>
           <w:rFonts w:ascii="Arial" w:hAnsi="Arial" w:eastAsia="等线" w:cs="Arial"/>
           <w:b/>
           <w:sz w:val="32"/>
         </w:rPr>
-        <w:t>4.3 新增全局功能交互</w:t>
-      </w:r>
-      <w:bookmarkEnd w:id="36"/>
-    </w:p>
-    <w:p>
-      <w:pPr>
-        <w:spacing w:before="120" w:after="120" w:line="288" w:lineRule="auto"/>
-        <w:ind w:left="0"/>
-        <w:jc w:val="left"/>
-      </w:pPr>
-      <w:r>
-        <w:rPr>
-          <w:rFonts w:ascii="Arial" w:hAnsi="Arial" w:eastAsia="等线" w:cs="Arial"/>
-          <w:sz w:val="22"/>
-        </w:rPr>
-        <w:t>• 全局自动缓存：页面切换、软件关闭后，自动留存当前操作页面、编辑内容、检索条件，下次打开自动恢复上次操作状态。</w:t>
-      </w:r>
-    </w:p>
-    <w:p>
-      <w:pPr>
-        <w:spacing w:before="120" w:after="120" w:line="288" w:lineRule="auto"/>
-        <w:ind w:left="0"/>
-        <w:jc w:val="left"/>
-      </w:pPr>
-      <w:r>
-        <w:rPr>
-          <w:rFonts w:ascii="Arial" w:hAnsi="Arial" w:eastAsia="等线" w:cs="Arial"/>
-          <w:sz w:val="22"/>
-        </w:rPr>
-        <w:t>• 快捷键适配：支持常用操作快捷键（保存、导出、撤销、刷新页面），提升操作效率。</w:t>
-      </w:r>
-    </w:p>
-    <w:p>
-      <w:pPr>
-        <w:spacing w:before="120" w:after="120" w:line="288" w:lineRule="auto"/>
-        <w:ind w:left="0"/>
-        <w:jc w:val="left"/>
-      </w:pPr>
-      <w:r>
-        <w:rPr>
-          <w:rFonts w:ascii="Arial" w:hAnsi="Arial" w:eastAsia="等线" w:cs="Arial"/>
-          <w:sz w:val="22"/>
-        </w:rPr>
-        <w:t>• 异常兜底：所有功能操作增加异常捕获，报错后不闪退，展示极简错误提示，支持一键重试操作。</w:t>
+        <w:t>5.3 优化适配阶段</w:t>
+      </w:r>
+      <w:bookmarkEnd w:id="39"/>
+    </w:p>
+    <w:p>
+      <w:pPr>
+        <w:spacing w:before="120" w:after="120" w:line="288" w:lineRule="auto"/>
+        <w:ind w:left="0"/>
+        <w:jc w:val="left"/>
+      </w:pPr>
+      <w:r>
+        <w:rPr>
+          <w:rFonts w:ascii="Arial" w:hAnsi="Arial" w:eastAsia="等线" w:cs="Arial"/>
+          <w:sz w:val="22"/>
+        </w:rPr>
+        <w:t>1. 全页面适配调试：适配不同窗口大小、不同Windows系统版本、不同设备配置，优化双栏布局适配逻辑。</w:t>
+      </w:r>
+    </w:p>
+    <w:p>
+      <w:pPr>
+        <w:spacing w:before="120" w:after="120" w:line="288" w:lineRule="auto"/>
+        <w:ind w:left="0"/>
+        <w:jc w:val="left"/>
+      </w:pPr>
+      <w:r>
+        <w:rPr>
+          <w:rFonts w:ascii="Arial" w:hAnsi="Arial" w:eastAsia="等线" w:cs="Arial"/>
+          <w:sz w:val="22"/>
+        </w:rPr>
+        <w:t>2. 交互细节优化：统一导航、页面切换、功能操作反馈逻辑，修复样式错位、卡顿、联动失效问题。</w:t>
+      </w:r>
+    </w:p>
+    <w:p>
+      <w:pPr>
+        <w:spacing w:before="120" w:after="120" w:line="288" w:lineRule="auto"/>
+        <w:ind w:left="0"/>
+        <w:jc w:val="left"/>
+      </w:pPr>
+      <w:r>
+        <w:rPr>
+          <w:rFonts w:ascii="Arial" w:hAnsi="Arial" w:eastAsia="等线" w:cs="Arial"/>
+          <w:sz w:val="22"/>
+        </w:rPr>
+        <w:t>3. 轻量化优化：精简UI渲染资源，压缩缓存占用，保证低配设备流畅运行。</w:t>
+      </w:r>
+    </w:p>
+    <w:p>
+      <w:pPr>
+        <w:spacing w:before="120" w:after="120" w:line="288" w:lineRule="auto"/>
+        <w:ind w:left="0"/>
+        <w:jc w:val="left"/>
+      </w:pPr>
+      <w:r>
+        <w:rPr>
+          <w:rFonts w:ascii="Arial" w:hAnsi="Arial" w:eastAsia="等线" w:cs="Arial"/>
+          <w:sz w:val="22"/>
+        </w:rPr>
+        <w:t>4. 功能闭环校验：全场景测试所有新增功能、联动逻辑、异常兜底，确保功能完整可用、无逻辑漏洞。</w:t>
       </w:r>
     </w:p>
     <w:p>
@@ -2687,180 +3059,14 @@
         <w:jc w:val="left"/>
         <w:outlineLvl w:val="0"/>
       </w:pPr>
-      <w:bookmarkStart w:id="37" w:name="heading_37"/>
+      <w:bookmarkStart w:id="40" w:name="heading_41"/>
       <w:r>
         <w:rPr>
           <w:rFonts w:ascii="Arial" w:hAnsi="Arial" w:eastAsia="等线" w:cs="Arial"/>
           <w:b/>
           <w:sz w:val="36"/>
         </w:rPr>
-        <w:t>5. UI落地开发流程规划</w:t>
-      </w:r>
-      <w:bookmarkEnd w:id="37"/>
-    </w:p>
-    <w:p>
-      <w:pPr>
-        <w:spacing w:before="320" w:after="120" w:line="288" w:lineRule="auto"/>
-        <w:ind w:left="0"/>
-        <w:jc w:val="left"/>
-        <w:outlineLvl w:val="1"/>
-      </w:pPr>
-      <w:bookmarkStart w:id="38" w:name="heading_38"/>
-      <w:r>
-        <w:rPr>
-          <w:rFonts w:ascii="Arial" w:hAnsi="Arial" w:eastAsia="等线" w:cs="Arial"/>
-          <w:b/>
-          <w:sz w:val="32"/>
-        </w:rPr>
-        <w:t>5.1 前期准备阶段</w:t>
-      </w:r>
-      <w:bookmarkEnd w:id="38"/>
-    </w:p>
-    <w:p>
-      <w:pPr>
-        <w:spacing w:before="120" w:after="120" w:line="288" w:lineRule="auto"/>
-        <w:ind w:left="0"/>
-        <w:jc w:val="left"/>
-      </w:pPr>
-      <w:r>
-        <w:rPr>
-          <w:rFonts w:ascii="Arial" w:hAnsi="Arial" w:eastAsia="等线" w:cs="Arial"/>
-          <w:sz w:val="22"/>
-        </w:rPr>
-        <w:t>1. 统一UI组件库：基于PyQt5封装全局统一组件（按钮、卡片、输入框、弹窗、表格、导航栏），保证全页面样式统一。</w:t>
-      </w:r>
-    </w:p>
-    <w:p>
-      <w:pPr>
-        <w:spacing w:before="120" w:after="120" w:line="288" w:lineRule="auto"/>
-        <w:ind w:left="0"/>
-        <w:jc w:val="left"/>
-      </w:pPr>
-      <w:r>
-        <w:rPr>
-          <w:rFonts w:ascii="Arial" w:hAnsi="Arial" w:eastAsia="等线" w:cs="Arial"/>
-          <w:sz w:val="22"/>
-        </w:rPr>
-        <w:t>2. 预设全局样式表：固化配色、字体、间距、圆角、边框参数，适配全新双栏布局，避免页面样式混乱。</w:t>
-      </w:r>
-    </w:p>
-    <w:p>
-      <w:pPr>
-        <w:spacing w:before="120" w:after="120" w:line="288" w:lineRule="auto"/>
-        <w:ind w:left="0"/>
-        <w:jc w:val="left"/>
-      </w:pPr>
-      <w:r>
-        <w:rPr>
-          <w:rFonts w:ascii="Arial" w:hAnsi="Arial" w:eastAsia="等线" w:cs="Arial"/>
-          <w:sz w:val="22"/>
-        </w:rPr>
-        <w:t>3. 制作极简图标库：统一线性简约图标，适配所有功能入口及导航菜单，风格统一。</w:t>
-      </w:r>
-    </w:p>
-    <w:p>
-      <w:pPr>
-        <w:spacing w:before="120" w:after="120" w:line="288" w:lineRule="auto"/>
-        <w:ind w:left="0"/>
-        <w:jc w:val="left"/>
-      </w:pPr>
-      <w:r>
-        <w:rPr>
-          <w:rFonts w:ascii="Arial" w:hAnsi="Arial" w:eastAsia="等线" w:cs="Arial"/>
-          <w:sz w:val="22"/>
-        </w:rPr>
-        <w:t>4. 梳理功能接口：匹配完善后的全量功能，梳理前端交互接口、数据存储逻辑、状态联动规则。</w:t>
-      </w:r>
-    </w:p>
-    <w:p>
-      <w:pPr>
-        <w:spacing w:before="320" w:after="120" w:line="288" w:lineRule="auto"/>
-        <w:ind w:left="0"/>
-        <w:jc w:val="left"/>
-        <w:outlineLvl w:val="1"/>
-      </w:pPr>
-      <w:bookmarkStart w:id="39" w:name="heading_39"/>
-      <w:r>
-        <w:rPr>
-          <w:rFonts w:ascii="Arial" w:hAnsi="Arial" w:eastAsia="等线" w:cs="Arial"/>
-          <w:b/>
-          <w:sz w:val="32"/>
-        </w:rPr>
-        <w:t>5.2 页面开发阶段（优先级从高到低）</w:t>
-      </w:r>
-      <w:bookmarkEnd w:id="39"/>
-    </w:p>
-    <w:p>
-      <w:pPr>
-        <w:spacing w:before="120" w:after="120" w:line="288" w:lineRule="auto"/>
-        <w:ind w:left="0"/>
-        <w:jc w:val="left"/>
-      </w:pPr>
-      <w:r>
-        <w:rPr>
-          <w:rFonts w:ascii="Arial" w:hAnsi="Arial" w:eastAsia="等线" w:cs="Arial"/>
-          <w:sz w:val="22"/>
-        </w:rPr>
-        <w:t>1. 搭建全局基础框架：顶部导航、左右双栏核心布局、导航折叠展开功能、双主题切换适配、全局组件挂载。</w:t>
-      </w:r>
-    </w:p>
-    <w:p>
-      <w:pPr>
-        <w:spacing w:before="120" w:after="120" w:line="288" w:lineRule="auto"/>
-        <w:ind w:left="0"/>
-        <w:jc w:val="left"/>
-      </w:pPr>
-      <w:r>
-        <w:rPr>
-          <w:rFonts w:ascii="Arial" w:hAnsi="Arial" w:eastAsia="等线" w:cs="Arial"/>
-          <w:sz w:val="22"/>
-        </w:rPr>
-        <w:t>2. 核心功能页面开发：文献导入、文献解析、文献检索、笔记批注四大核心页面，落地全部完善功能与交互逻辑。</w:t>
-      </w:r>
-    </w:p>
-    <w:p>
-      <w:pPr>
-        <w:spacing w:before="120" w:after="120" w:line="288" w:lineRule="auto"/>
-        <w:ind w:left="0"/>
-        <w:jc w:val="left"/>
-      </w:pPr>
-      <w:r>
-        <w:rPr>
-          <w:rFonts w:ascii="Arial" w:hAnsi="Arial" w:eastAsia="等线" w:cs="Arial"/>
-          <w:sz w:val="22"/>
-        </w:rPr>
-        <w:t>3. 管理中心模块开发：依次实现标签管理、资料导出备份、系统设置（解析规则、存储路径、AI模型配置）子功能页面，完善配置联动、数据管理功能。</w:t>
-      </w:r>
-    </w:p>
-    <w:p>
-      <w:pPr>
-        <w:spacing w:before="120" w:after="120" w:line="288" w:lineRule="auto"/>
-        <w:ind w:left="0"/>
-        <w:jc w:val="left"/>
-      </w:pPr>
-      <w:r>
-        <w:rPr>
-          <w:rFonts w:ascii="Arial" w:hAnsi="Arial" w:eastAsia="等线" w:cs="Arial"/>
-          <w:sz w:val="22"/>
-        </w:rPr>
-        <w:t>4. 完成全页面双主题适配调试、导航交互优化、功能联动校验。</w:t>
-      </w:r>
-    </w:p>
-    <w:p>
-      <w:pPr>
-        <w:spacing w:before="320" w:after="120" w:line="288" w:lineRule="auto"/>
-        <w:ind w:left="0"/>
-        <w:jc w:val="left"/>
-        <w:outlineLvl w:val="1"/>
-      </w:pPr>
-      <w:bookmarkStart w:id="40" w:name="heading_40"/>
-      <w:r>
-        <w:rPr>
-          <w:rFonts w:ascii="Arial" w:hAnsi="Arial" w:eastAsia="等线" w:cs="Arial"/>
-          <w:b/>
-          <w:sz w:val="32"/>
-        </w:rPr>
-        <w:t>5.3 优化适配阶段</w:t>
+        <w:t>6. UI与功能核心亮点总结</w:t>
       </w:r>
       <w:bookmarkEnd w:id="40"/>
     </w:p>
@@ -2875,80 +3081,6 @@
           <w:rFonts w:ascii="Arial" w:hAnsi="Arial" w:eastAsia="等线" w:cs="Arial"/>
           <w:sz w:val="22"/>
         </w:rPr>
-        <w:t>1. 全页面适配调试：适配不同窗口大小、不同Windows系统版本、不同设备配置，优化双栏布局适配逻辑。</w:t>
-      </w:r>
-    </w:p>
-    <w:p>
-      <w:pPr>
-        <w:spacing w:before="120" w:after="120" w:line="288" w:lineRule="auto"/>
-        <w:ind w:left="0"/>
-        <w:jc w:val="left"/>
-      </w:pPr>
-      <w:r>
-        <w:rPr>
-          <w:rFonts w:ascii="Arial" w:hAnsi="Arial" w:eastAsia="等线" w:cs="Arial"/>
-          <w:sz w:val="22"/>
-        </w:rPr>
-        <w:t>2. 交互细节优化：统一导航、页面切换、功能操作反馈逻辑，修复样式错位、卡顿、联动失效问题。</w:t>
-      </w:r>
-    </w:p>
-    <w:p>
-      <w:pPr>
-        <w:spacing w:before="120" w:after="120" w:line="288" w:lineRule="auto"/>
-        <w:ind w:left="0"/>
-        <w:jc w:val="left"/>
-      </w:pPr>
-      <w:r>
-        <w:rPr>
-          <w:rFonts w:ascii="Arial" w:hAnsi="Arial" w:eastAsia="等线" w:cs="Arial"/>
-          <w:sz w:val="22"/>
-        </w:rPr>
-        <w:t>3. 轻量化优化：精简UI渲染资源，压缩缓存占用，保证低配设备流畅运行。</w:t>
-      </w:r>
-    </w:p>
-    <w:p>
-      <w:pPr>
-        <w:spacing w:before="120" w:after="120" w:line="288" w:lineRule="auto"/>
-        <w:ind w:left="0"/>
-        <w:jc w:val="left"/>
-      </w:pPr>
-      <w:r>
-        <w:rPr>
-          <w:rFonts w:ascii="Arial" w:hAnsi="Arial" w:eastAsia="等线" w:cs="Arial"/>
-          <w:sz w:val="22"/>
-        </w:rPr>
-        <w:t>4. 功能闭环校验：全场景测试所有新增功能、联动逻辑、异常兜底，确保功能完整可用、无逻辑漏洞。</w:t>
-      </w:r>
-    </w:p>
-    <w:p>
-      <w:pPr>
-        <w:spacing w:before="380" w:after="140" w:line="288" w:lineRule="auto"/>
-        <w:ind w:left="0"/>
-        <w:jc w:val="left"/>
-        <w:outlineLvl w:val="0"/>
-      </w:pPr>
-      <w:bookmarkStart w:id="41" w:name="heading_41"/>
-      <w:r>
-        <w:rPr>
-          <w:rFonts w:ascii="Arial" w:hAnsi="Arial" w:eastAsia="等线" w:cs="Arial"/>
-          <w:b/>
-          <w:sz w:val="36"/>
-        </w:rPr>
-        <w:t>6. UI与功能核心亮点总结</w:t>
-      </w:r>
-      <w:bookmarkEnd w:id="41"/>
-    </w:p>
-    <w:p>
-      <w:pPr>
-        <w:spacing w:before="120" w:after="120" w:line="288" w:lineRule="auto"/>
-        <w:ind w:left="0"/>
-        <w:jc w:val="left"/>
-      </w:pPr>
-      <w:r>
-        <w:rPr>
-          <w:rFonts w:ascii="Arial" w:hAnsi="Arial" w:eastAsia="等线" w:cs="Arial"/>
-          <w:sz w:val="22"/>
-        </w:rPr>
         <w:t>1. 全新极简双栏布局，摒弃冗余三栏结构，功能分区更纯粹，用户操作路径更短，零学习成本，适配学生轻量化使用需求。</w:t>
       </w:r>
     </w:p>
@@ -3042,13 +3174,6 @@
         <w:ind w:left="0"/>
         <w:jc w:val="left"/>
       </w:pPr>
-      <w:r>
-        <w:rPr>
-          <w:rFonts w:ascii="Arial" w:hAnsi="Arial" w:eastAsia="等线" w:cs="Arial"/>
-          <w:sz w:val="22"/>
-        </w:rPr>
-        <w:t>|（注：部分内容可能由 AI 生成）</w:t>
-      </w:r>
     </w:p>
     <w:sectPr>
       <w:headerReference r:id="rId3" w:type="default"/>
